--- a/tillsyn/Lubbliden tillsynsbegäran.docx
+++ b/tillsyn/Lubbliden tillsynsbegäran.docx
@@ -1,6 +1,6 @@
 
 <file path=word/document.xml><?xml version="1.0" encoding="utf-8"?>
-<w:document xmlns:wpc="http://schemas.microsoft.com/office/word/2010/wordprocessingCanvas" xmlns:cx="http://schemas.microsoft.com/office/drawing/2014/chartex" xmlns:cx1="http://schemas.microsoft.com/office/drawing/2015/9/8/chartex" xmlns:cx2="http://schemas.microsoft.com/office/drawing/2015/10/21/chartex" xmlns:cx3="http://schemas.microsoft.com/office/drawing/2016/5/9/chartex" xmlns:cx4="http://schemas.microsoft.com/office/drawing/2016/5/10/chartex" xmlns:cx5="http://schemas.microsoft.com/office/drawing/2016/5/11/chartex" xmlns:cx6="http://schemas.microsoft.com/office/drawing/2016/5/12/chartex" xmlns:cx7="http://schemas.microsoft.com/office/drawing/2016/5/13/chartex" xmlns:cx8="http://schemas.microsoft.com/office/drawing/2016/5/14/chartex" xmlns:mc="http://schemas.openxmlformats.org/markup-compatibility/2006" xmlns:aink="http://schemas.microsoft.com/office/drawing/2016/ink" xmlns:am3d="http://schemas.microsoft.com/office/drawing/2017/model3d" xmlns:o="urn:schemas-microsoft-com:office:office" xmlns:oel="http://schemas.microsoft.com/office/2019/extlst" xmlns:r="http://schemas.openxmlformats.org/officeDocument/2006/relationships" xmlns:m="http://schemas.openxmlformats.org/officeDocument/2006/math" xmlns:v="urn:schemas-microsoft-com:vml" xmlns:wp14="http://schemas.microsoft.com/office/word/2010/wordprocessingDrawing" xmlns:wp="http://schemas.openxmlformats.org/drawingml/2006/wordprocessingDrawing" xmlns:w10="urn:schemas-microsoft-com:office:word" xmlns:w="http://schemas.openxmlformats.org/wordprocessingml/2006/main" xmlns:w14="http://schemas.microsoft.com/office/word/2010/wordml" xmlns:w15="http://schemas.microsoft.com/office/word/2012/wordml" xmlns:w16cex="http://schemas.microsoft.com/office/word/2018/wordml/cex" xmlns:w16cid="http://schemas.microsoft.com/office/word/2016/wordml/cid" xmlns:w16="http://schemas.microsoft.com/office/word/2018/wordml" xmlns:w16sdtdh="http://schemas.microsoft.com/office/word/2020/wordml/sdtdatahash" xmlns:w16se="http://schemas.microsoft.com/office/word/2015/wordml/symex" xmlns:wpg="http://schemas.microsoft.com/office/word/2010/wordprocessingGroup" xmlns:wpi="http://schemas.microsoft.com/office/word/2010/wordprocessingInk" xmlns:wne="http://schemas.microsoft.com/office/word/2006/wordml" xmlns:wps="http://schemas.microsoft.com/office/word/2010/wordprocessingShape" mc:Ignorable="w14 w15 w16se w16cid w16 w16cex w16sdtdh wp14">
+<w:document xmlns:wpc="http://schemas.microsoft.com/office/word/2010/wordprocessingCanvas" xmlns:cx="http://schemas.microsoft.com/office/drawing/2014/chartex" xmlns:cx1="http://schemas.microsoft.com/office/drawing/2015/9/8/chartex" xmlns:cx2="http://schemas.microsoft.com/office/drawing/2015/10/21/chartex" xmlns:cx3="http://schemas.microsoft.com/office/drawing/2016/5/9/chartex" xmlns:cx4="http://schemas.microsoft.com/office/drawing/2016/5/10/chartex" xmlns:cx5="http://schemas.microsoft.com/office/drawing/2016/5/11/chartex" xmlns:cx6="http://schemas.microsoft.com/office/drawing/2016/5/12/chartex" xmlns:cx7="http://schemas.microsoft.com/office/drawing/2016/5/13/chartex" xmlns:cx8="http://schemas.microsoft.com/office/drawing/2016/5/14/chartex" xmlns:mc="http://schemas.openxmlformats.org/markup-compatibility/2006" xmlns:aink="http://schemas.microsoft.com/office/drawing/2016/ink" xmlns:am3d="http://schemas.microsoft.com/office/drawing/2017/model3d" xmlns:o="urn:schemas-microsoft-com:office:office" xmlns:oel="http://schemas.microsoft.com/office/2019/extlst" xmlns:r="http://schemas.openxmlformats.org/officeDocument/2006/relationships" xmlns:m="http://schemas.openxmlformats.org/officeDocument/2006/math" xmlns:v="urn:schemas-microsoft-com:vml" xmlns:wp14="http://schemas.microsoft.com/office/word/2010/wordprocessingDrawing" xmlns:wp="http://schemas.openxmlformats.org/drawingml/2006/wordprocessingDrawing" xmlns:w10="urn:schemas-microsoft-com:office:word" xmlns:w="http://schemas.openxmlformats.org/wordprocessingml/2006/main" xmlns:w14="http://schemas.microsoft.com/office/word/2010/wordml" xmlns:w15="http://schemas.microsoft.com/office/word/2012/wordml" xmlns:w16cex="http://schemas.microsoft.com/office/word/2018/wordml/cex" xmlns:w16cid="http://schemas.microsoft.com/office/word/2016/wordml/cid" xmlns:w16="http://schemas.microsoft.com/office/word/2018/wordml" xmlns:w16du="http://schemas.microsoft.com/office/word/2023/wordml/word16du" xmlns:w16sdtdh="http://schemas.microsoft.com/office/word/2020/wordml/sdtdatahash" xmlns:w16sdtfl="http://schemas.microsoft.com/office/word/2024/wordml/sdtformatlock" xmlns:w16se="http://schemas.microsoft.com/office/word/2015/wordml/symex" xmlns:wpg="http://schemas.microsoft.com/office/word/2010/wordprocessingGroup" xmlns:wpi="http://schemas.microsoft.com/office/word/2010/wordprocessingInk" xmlns:wne="http://schemas.microsoft.com/office/word/2006/wordml" xmlns:wps="http://schemas.microsoft.com/office/word/2010/wordprocessingShape" mc:Ignorable="w14 w15 w16se w16cid w16 w16cex w16sdtdh w16sdtfl w16du wp14">
   <w:body>
     <w:p>
       <w:pPr>
@@ -12,35 +12,7 @@
     </w:p>
     <w:p>
       <w:r>
-        <w:t>Detta dokument behandlar höga naturvärden i avverkningsanmälan Lubbliden i Bjurholms kommun. Denna avverkningsanmälan inkom 2025-08-02 och omfattar 299,4 ha.</w:t>
-      </w:r>
-    </w:p>
-    <w:p>
-      <w:r>
-        <w:t>Vi begär härmed att Skogsstyrelsen fattar beslut enligt miljöbalken som säkerställer att skogens höga naturvärden bevaras samt säkerställer att EU-lagstiftning efterlevs och att artskyddsbrott förhindras. Vi önskar även ta del av de ställningstaganden och beslut som myndigheterna meddelar till följd av aktuell avverkningsanmälan och föreningens inlaga (se 34 § förvaltningslagen).</w:t>
-      </w:r>
-    </w:p>
-    <w:p>
-      <w:r>
-        <w:t>Nedan beskrivs fynd av naturvårdsarter och fridlysta arter som gjorts i det avverkningsanmälda området. I BILAGA 1 finns artfakta om fridlysta och rödlistade arter.</w:t>
-      </w:r>
-    </w:p>
-    <w:p>
-      <w:pPr>
-        <w:pStyle w:val="Heading1"/>
-      </w:pPr>
-      <w:r>
-        <w:t>Naturvårdsarter</w:t>
-      </w:r>
-    </w:p>
-    <w:p>
-      <w:r>
-        <w:t>I avverkningsanmälan har följande 2 naturvårdsarter hittats: lunglav (NT) och tretåig hackspett (NT, §4). Av dessa är 2 rödlistade. För rödlistade arter har rödlistekategorin angivits inom parentes. För fridlysta arter anges även paragrafen i Artskyddsförordningen som arten är fridlyst enligt.</w:t>
-      </w:r>
-    </w:p>
-    <w:p>
-      <w:r>
-        <w:t>De påträffade naturvårdsarterna är ett tydligt kvitto på att detta rör sig om en skog med höga naturvärden. I Figur 1 visas en karta över det avverkningsanmälda området, där samtliga fyndplatser för naturvårdsarter som finns registrerade på Artportalen har markerats.</w:t>
+        <w:t>Denna tillsynsbegäran behandlar höga naturvärden i avverkningsanmälan Lubbliden i Bjurholms kommun som inkom 2026-07-12 och omfattar 299,4 ha.</w:t>
       </w:r>
     </w:p>
     <w:p>
@@ -50,7 +22,7 @@
       <w:r>
         <w:drawing>
           <wp:inline xmlns:a="http://schemas.openxmlformats.org/drawingml/2006/main" xmlns:pic="http://schemas.openxmlformats.org/drawingml/2006/picture">
-            <wp:extent cx="5486400" cy="3724701"/>
+            <wp:extent cx="5486400" cy="4807670"/>
             <wp:docPr id="1" name="Picture 1"/>
             <wp:cNvGraphicFramePr>
               <a:graphicFrameLocks noChangeAspect="1"/>
@@ -71,7 +43,7 @@
                   <pic:spPr>
                     <a:xfrm>
                       <a:off x="0" y="0"/>
-                      <a:ext cx="5486400" cy="3724701"/>
+                      <a:ext cx="5486400" cy="4807670"/>
                     </a:xfrm>
                     <a:prstGeom prst="rect"/>
                   </pic:spPr>
@@ -85,9 +57,46 @@
     <w:p>
       <w:pPr>
         <w:pStyle w:val="Caption"/>
+        <w:spacing w:after="240"/>
       </w:pPr>
       <w:r>
-        <w:t>Figur 1. Fyndplatser för naturvårdsarter i det avverkningsanmälda området (röd linje). Markörer utan svart kant är placerade på fyndplatsen. Markörer med svart kant är placerade vid sidan av fyndplatsen och har ett svart streck som visar fyndplatsens exakta position. Kartans mittpunktskoordinat är N 7117335, E 676717 i SWEREF 99 TM.</w:t>
+        <w:t>Figur 1. Fyndplatser för naturvårdsarter i avverkningsanmälan. Markörer utan svart kant är placerade på fyndplatsen. Markörer med svart kant är placerade vid sidan av fyndplatsen har ett svart streck som visar fyndplatsens exakta position. Kartans mittpunktskoordinat är N 7117335, E 676717 i SWEREF 99 TM.</w:t>
+      </w:r>
+    </w:p>
+    <w:p>
+      <w:r>
+        <w:t>I avverkningsanmälan finns fynd av 2 naturvårdsarter, varav 2 är rödlistade, 1 är fridlyst och 2 är typiska (T): lunglav (NT, T) och tretåig hackspett (NT, T, §4). Se Figur 1.</w:t>
+      </w:r>
+    </w:p>
+    <w:p>
+      <w:pPr>
+        <w:pStyle w:val="Heading1"/>
+      </w:pPr>
+      <w:r>
+        <w:t>Tillsynsbegäran</w:t>
+      </w:r>
+    </w:p>
+    <w:p>
+      <w:r>
+        <w:t>Vi begär härmed att Skogsstyrelsen fattar beslut enligt miljöbalken som säkerställer att skogens höga naturvärden bevaras samt att EU-lagstiftning efterlevs och att artskyddsbrott förhindras.</w:t>
+      </w:r>
+    </w:p>
+    <w:p>
+      <w:r>
+        <w:t>Vi önskar även ta del av de ställningstaganden och beslut som myndigheten meddelar till följd av aktuell avverkningsanmälan och föreningens inlaga (se 34 § förvaltningslagen).</w:t>
+      </w:r>
+    </w:p>
+    <w:p>
+      <w:pPr>
+        <w:pStyle w:val="Heading1"/>
+      </w:pPr>
+      <w:r>
+        <w:t>Naturvårdsarter och fridlysta arter</w:t>
+      </w:r>
+    </w:p>
+    <w:p>
+      <w:r>
+        <w:t>Nedan följer beskrivningar av de naturvårdsarter och fridlysta arter som har sina livsmiljöer och växtplatser i den avverkningsanmälda skogen. Se även ytterligare artfakta i BILAGA 1. De påträffade naturvårdsarterna är ett tydligt kvitto på att det rör sig om en skog med höga naturvärden.</w:t>
       </w:r>
     </w:p>
     <w:p>
@@ -98,52 +107,52 @@
         <w:t>Lunglav (NT)</w:t>
       </w:r>
       <w:r>
-        <w:t xml:space="preserve"> är en av vårt lands främsta signalarter som överallt indikerar gamla lövträd, skogsbestånd med höga naturvärden och ekosystem med lång skoglig kontinuitet. Lokalt kan förekomsten vara mycket riklig men den hittas nästan enbart i gamla och ej slutavverkade skogar. Artens samtliga förekomster bör uppmärksammas från naturvårdssynpunkt, då många lokaler även hyser andra ovanliga och rödlistade arter. Rikliga förekomster bör skyddas med biotopskydd, frivilliga avsättningar eller reservat. Det finns ett antal sällsynta lavparasiter som växer på lunglav: lunglavsknapp (VU), skrovelmössing (DD), lunglavshårprick (DD), </w:t>
+        <w:t xml:space="preserve"> är en av vårt lands främsta signalarter som överallt indikerar gamla lövträd, skogsbestånd med höga naturvärden och ekosystem med långskoglig kontinuitet. Lokalt kan förekomsten vara mycket riklig men den hittas nästan enbart i gamla och ej slutavverkade skogar. Artens samtliga förekomster bör uppmärksammas från naturvårdssynpunkt, då många lokaler även hyser andra ovanliga och rödlistade arter. Rikliga förekomster bör skyddas med biotopskydd, frivilliga avsättningar eller reservat. På lunglav kan de sällsynta lavparasiterna lunglavshårprick (CR), </w:t>
       </w:r>
       <w:r>
         <w:rPr>
           <w:i/>
         </w:rPr>
-        <w:t>Calycina alstrupii</w:t>
+        <w:t>Abrothallus diederichii</w:t>
       </w:r>
       <w:r>
-        <w:t xml:space="preserve"> (NA) och </w:t>
+        <w:t xml:space="preserve"> (VU), </w:t>
       </w:r>
       <w:r>
         <w:rPr>
           <w:i/>
         </w:rPr>
-        <w:t>Chalara lobariae</w:t>
+        <w:t>Abrothallus lobariae</w:t>
       </w:r>
       <w:r>
-        <w:t xml:space="preserve"> (NA) (SLU Artdatabanken, 2025; SLU Artdatabanken, 2024; Nitare &amp; Skogsstyrelsen, 2019).</w:t>
-      </w:r>
-    </w:p>
-    <w:p>
-      <w:pPr>
-        <w:pStyle w:val="Heading1"/>
-      </w:pPr>
-      <w:r>
-        <w:t>Fridlysta arter</w:t>
-      </w:r>
-    </w:p>
-    <w:p>
-      <w:r>
-        <w:t>Följande fridlysta arter har sina livsmiljöer och växtplatser i den avverkningsanmälda skogen: tretåig hackspett (NT, §4).</w:t>
-      </w:r>
-    </w:p>
-    <w:p>
-      <w:r>
-        <w:t xml:space="preserve">Observera att medlemsländerna är skyldiga att agera i enlighet med EU:s fågeldirektiv där det uttryckligen står att direktivet gäller för fåglar samt för deras ägg, bon och </w:t>
+        <w:t xml:space="preserve"> (VU), </w:t>
       </w:r>
       <w:r>
         <w:rPr>
-          <w:b/>
+          <w:i/>
         </w:rPr>
-        <w:t xml:space="preserve">livsmiljöer </w:t>
+        <w:t>Calycina lobariae</w:t>
       </w:r>
       <w:r>
-        <w:t>(artikel 1). Vidare att de åtgärder som vidtas inte får leda till en försämring av den nuvarande situationen beträffande bevarandet av de fågelarter som avses i artikel 1 (artikel 13). Fågeldirektivet är styrande för tillsynsansvariga myndigheters ärendehantering, ställningstaganden och beslutsfattande.</w:t>
+        <w:t xml:space="preserve"> (VU), lunglavsknapp (VU) och skrovelmössing (VU) påträffas. Lunglav är typisk art för </w:t>
+      </w:r>
+      <w:r>
+        <w:rPr>
+          <w:i/>
+        </w:rPr>
+        <w:t>9010 Taiga, 9020 Nordlig ädellövskog, 9110 Näringsfattig bokskog, 9130 Näringsrik bokskog, 9160 Näringsrik ekskog, 9180 Ädellövskog i branter, 9190 Näringsfattig ekskog, 9070 Trädklädd betesmark, 9040 Fjällbjörkskog</w:t>
+      </w:r>
+      <w:r>
+        <w:t xml:space="preserve"> och</w:t>
+      </w:r>
+      <w:r>
+        <w:rPr>
+          <w:i/>
+        </w:rPr>
+        <w:t xml:space="preserve"> 6530 Lövängar</w:t>
+      </w:r>
+      <w:r>
+        <w:t xml:space="preserve"> (SLU Artdatabanken, 2026; Nitare &amp; Skogsstyrelsen, 2019).</w:t>
       </w:r>
     </w:p>
     <w:p>
@@ -154,12 +163,47 @@
         <w:t>Tretåig hackspett (NT, §4)</w:t>
       </w:r>
       <w:r>
-        <w:t xml:space="preserve"> är rödlistad som nära hotad och ingår i bilaga 1 i EU:s fågeldirektiv. Tretåig hackspett är för sin överlevnad beroende av kontinuerlig tillförsel av äldre döende och död ved, som sker genom naturliga självgallringsprocesser i äldre grannaturskogar och barrblandade naturskogar. Om en skog genom skogsbruk gallras eller glesas ur så upphör och uteblir i stort sett den naturliga självgallringsprocessen för mycket lång tid framöver vilket omöjliggör upprätthållandet av den kontinuerliga ekologiska funktionen i ett område. Det finns studier som visar att naturskogens självgallringsprocess som den tretåiga hackspetten är beroende av, inte kan ersättas med efterlämnad hänsyn i skogsbruket (Imbeau &amp; Desrochers, 2002). Storleken på häckningsreviret varierar med skogstypen, förekomsten av död ved och graden av fragmentering, men är i allmänhet i storleksordningen 25–100 hektar. Vintertid krävs ofta betydligt större områden och det finns studier som antyder att arten behöver minst 100 hektar äldre skog. I områden med låg bonitet kan det behövas över 200 hektar lämpligt habitat för att ett par ska kunna reproducera sig. Områden med dokumenterad permanent förekomst i naturskogsmiljöer har vanligen så stora naturvärden att skogsbruk är olämpligt (Skogsstyrelsen, 2016).</w:t>
+        <w:t xml:space="preserve"> är rödlistad som nära hotad och ingår i bilaga 1 i EU:s fågeldirektiv. Tretåig hackspett är för sin överlevnad beroende av kontinuerlig tillförsel av äldre döende och död ved, som sker genom naturliga självgallringsprocesser i äldre grannaturskogar och barrblandade naturskogar. Om en skog genom skogsbruk gallras eller glesas ur så upphör och uteblir i stort sett den naturliga självgallringsprocessen för mycket lång tid framöver vilket omöjliggör upprätthållandet av den kontinuerliga ekologiska funktionen i ett område. Det finns studier som visar att naturskogens självgallringsprocess som den tretåiga hackspetten är beroende av, inte kan ersättas med efterlämnad hänsyn i skogsbruket (Imbeau &amp; Desrochers, 2002). Storleken på häckningsreviret varierar med skogstypen, förekomsten av död ved och graden av fragmentering, men är i allmänhet i storleksordningen 25–100 hektar. Vintertid krävs ofta betydligt större områden och det finns studier som antyder att arten behöver minst 100 hektar äldre skog. I områden med låg bonitet kan det behövas över 200 hektar lämpligt habitat för att ett par ska kunna reproducera sig. Områden med dokumenterad permanent förekomst i naturskogsmiljöer har vanligen så stora naturvärden att skogsbruk är olämpligt. Tretåig hackspett är typisk art för </w:t>
+      </w:r>
+      <w:r>
+        <w:rPr>
+          <w:i/>
+        </w:rPr>
+        <w:t xml:space="preserve">9010 Taiga, 9740 Skogsbevuxen myr, 9030 Landhöjningsskog </w:t>
+      </w:r>
+      <w:r>
+        <w:t xml:space="preserve">och </w:t>
+      </w:r>
+      <w:r>
+        <w:rPr>
+          <w:i/>
+        </w:rPr>
+        <w:t>9040 Fjällbjörkskog</w:t>
+      </w:r>
+      <w:r>
+        <w:t xml:space="preserve"> (Skogsstyrelsen, 2016; SLU Artdatabanken, 2024).</w:t>
+      </w:r>
+    </w:p>
+    <w:p>
+      <w:pPr>
+        <w:pStyle w:val="Heading1"/>
+      </w:pPr>
+      <w:r>
+        <w:t>EU:s fågeldirektiv</w:t>
       </w:r>
     </w:p>
     <w:p>
       <w:r>
-        <w:t>I BILAGA 1 finns mer detaljerad information om ekologi samt krav på livsmiljö hos fridlysta arter.</w:t>
+        <w:t xml:space="preserve">Europeiska unionens medlemsländer är skyldiga att agera i enlighet med EU:s fågeldirektiv där det uttryckligen står att direktivet gäller för fåglar samt för deras ägg, bon och </w:t>
+      </w:r>
+      <w:r>
+        <w:rPr>
+          <w:b/>
+        </w:rPr>
+        <w:t xml:space="preserve">livsmiljöer </w:t>
+      </w:r>
+      <w:r>
+        <w:t>(artikel 1). Vidare att de åtgärder som vidtas inte får leda till en försämring av den nuvarande situationen beträffande bevarandet av de fågelarter som avses i artikel 1 (artikel 13). Fågeldirektivet är styrande för tillsynsansvariga myndigheters ärendehantering, ställningstaganden och beslutsfattande.</w:t>
       </w:r>
     </w:p>
     <w:p>
@@ -187,57 +231,57 @@
     </w:p>
     <w:p>
       <w:r>
-        <w:t>Lunglav (NT) är en av vårt lands främsta signalarter som överallt indikerar gamla lövträd, skogsbestånd med höga naturvärden och ekosystem med lång skoglig kontinuitet. Lokalt kan förekomsten vara mycket riklig men den hittas nästan enbart i gamla och ej slutavverkade skogar. Artens samtliga förekomster bör uppmärksammas från naturvårdssynpunkt, då många lokaler även hyser andra ovanliga och rödlistade arter. Rikliga förekomster bör skyddas med biotopskydd, frivilliga avsättningar eller reservat (SLU Artdatabanken, 2024; Nitare &amp; Skogsstyrelsen, 2019).</w:t>
-      </w:r>
-    </w:p>
-    <w:p>
-      <w:r>
-        <w:t xml:space="preserve">På lunglav kan man sällsynt finna små svarta skivlika bildningar som liknar apothecier men som är en parasitisk svamp, Lunglavsknapp </w:t>
+        <w:t xml:space="preserve">Lunglav (NT) är en av vårt lands främsta signalarter som överallt indikerar gamla lövträd, skogsbestånd med höga naturvärden och ekosystem med lång skoglig kontinuitet. Lokalt kan förekomsten vara mycket riklig men den hittas nästan enbart i gamla och ej slutavverkade skogar. Artens samtliga förekomster bör uppmärksammas från naturvårdssynpunkt, då många lokaler även hyser andra ovanliga och rödlistade arter, däribland de sällsynta lavparasiterna lunglavshårprick (CR), </w:t>
       </w:r>
       <w:r>
         <w:rPr>
           <w:i/>
         </w:rPr>
-        <w:t>Plectocarpon lichenum</w:t>
+        <w:t>Abrothallus diederichii</w:t>
       </w:r>
       <w:r>
-        <w:t xml:space="preserve"> (VU). Det finns ytterligare ett antal parasiter vilka bara förekommer på lunglav: Skrovelmössing </w:t>
+        <w:t xml:space="preserve"> (VU), </w:t>
       </w:r>
       <w:r>
         <w:rPr>
           <w:i/>
         </w:rPr>
-        <w:t>Dactylospora lobariella</w:t>
+        <w:t>Abrothallus lobariae</w:t>
       </w:r>
       <w:r>
-        <w:t xml:space="preserve"> (rödlistad som Kunskapsbrist DD) och Lunglavshårprick </w:t>
+        <w:t xml:space="preserve"> (VU), </w:t>
       </w:r>
       <w:r>
         <w:rPr>
           <w:i/>
         </w:rPr>
-        <w:t>Niesslia lobariae</w:t>
+        <w:t>Calycina lobariae</w:t>
       </w:r>
       <w:r>
-        <w:t xml:space="preserve"> (rödlistad som Kunskapsbrist DD). Skrovelmössing (DD) har små svarta apothecier och bruna, 1-septerade sporer och Lunglavshårprick (DD) har brunhåriga perithecier och färglösa, 1-septerade sporer. Nyligen har ytterligare två lavparasiter påträffats i Sverige som växer på lunglav: </w:t>
+        <w:t xml:space="preserve"> (VU), lunglavsknapp (VU) och skrovelmössing (VU), som växer på lunglav. Rikliga förekomster med lunglav bör skyddas med biotopskydd, frivilliga avsättningar eller reservat (SLU Artdatabanken, 2026; Nitare &amp; Skogsstyrelsen, 2019).</w:t>
+      </w:r>
+    </w:p>
+    <w:p>
+      <w:r>
+        <w:t xml:space="preserve">Lunglav är typisk art för </w:t>
       </w:r>
       <w:r>
         <w:rPr>
           <w:i/>
         </w:rPr>
-        <w:t>Calycina alstrupii</w:t>
+        <w:t>9010 Taiga, 9020 Nordlig ädellövskog, 9110 Näringsfattig bokskog, 9130 Näringsrik bokskog, 9160 Näringsrik ekskog, 9180 Ädellövskog i branter, 9190 Näringsfattig ekskog, 9070 Trädklädd betesmark, 9040 Fjällbjörkskog</w:t>
       </w:r>
       <w:r>
-        <w:t xml:space="preserve"> (NA) och </w:t>
+        <w:t xml:space="preserve"> och</w:t>
       </w:r>
       <w:r>
         <w:rPr>
           <w:i/>
         </w:rPr>
-        <w:t>Chalara lobariae</w:t>
+        <w:t xml:space="preserve"> 6530 Lövängar</w:t>
       </w:r>
       <w:r>
-        <w:t xml:space="preserve"> (NA) (SLU Artdatabanken, 2025; SLU Artdatabanken, 2024; Nitare &amp; Skogsstyrelsen, 2019).</w:t>
+        <w:t xml:space="preserve"> (SLU Artdatabanken, 2026).</w:t>
       </w:r>
     </w:p>
     <w:p>
@@ -264,7 +308,7 @@
     </w:p>
     <w:p>
       <w:r>
-        <w:t xml:space="preserve">SLU Artdatabanken, 2024. </w:t>
+        <w:t xml:space="preserve">SLU Artdatabanken, 2026. </w:t>
       </w:r>
       <w:r>
         <w:rPr>
@@ -274,20 +318,6 @@
       </w:r>
       <w:r>
         <w:t>SLU Artdatabanken, Uppsala.</w:t>
-      </w:r>
-    </w:p>
-    <w:p>
-      <w:r>
-        <w:t xml:space="preserve">SLU Artdatabanken, 2025. </w:t>
-      </w:r>
-      <w:r>
-        <w:rPr>
-          <w:i/>
-        </w:rPr>
-        <w:t xml:space="preserve">Över 20 nya lavparasiter för Sverige. </w:t>
-      </w:r>
-      <w:r>
-        <w:t>https://www.slu.se/artdatabanken/arter-och-natur/artiklar/over-20-nya-lavparasiter-for-sverige/</w:t>
       </w:r>
     </w:p>
     <w:p>
@@ -315,7 +345,16 @@
         <w:rPr>
           <w:i/>
         </w:rPr>
-        <w:t>“Områden med dokumenterad permanent förekomst i naturskogsmiljöer har vanligen så stora naturvärden att skogsbruk är olämpligt”.</w:t>
+        <w:t>“Områden med dokumenterad permanent förekomst i naturskogsmiljöer har vanligen så stora naturvärden att skogsbruk är olämpligt”</w:t>
+      </w:r>
+      <w:r>
+        <w:t xml:space="preserve"> (SLU Artdatabanken, 2024; Skogsstyrelsen, 2016)</w:t>
+      </w:r>
+      <w:r>
+        <w:rPr>
+          <w:i/>
+        </w:rPr>
+        <w:t>.</w:t>
       </w:r>
     </w:p>
     <w:p>
@@ -325,12 +364,30 @@
     </w:p>
     <w:p>
       <w:r>
-        <w:t>Permanenta revir av tretåig hackspett karaktäriseras ofta av artens typiska ringformigt ordnade hackmärken på framför allt gamla granar. För att säkerställa att inte revir av tretåig hackspett drabbas av avverkningsplanerna bör en inventering göras i området både under häckningstid och under vintern, då arten utnyttjar betydligt större områden än under sommarens häckningsrevir. Storleken på häckningsreviret varierar med skogstypen, förekomsten av död ved och graden av fragmentering, men är i allmänhet i storleksordningen 25–100 hektar.</w:t>
+        <w:t>Permanenta revir av tretåig hackspett karaktäriseras ofta av artens typiska ringformigt ordnade hackmärken på framför allt gamla granar. För att säkerställa att inte revir av tretåig hackspett drabbas av avverkningsplanerna bör en inventering göras i området både under häckningstid och under vintern, då arten utnyttjar betydligt större områden än under sommarens häckningsrevir. Storleken på häckningsreviret varierar med skogstypen, förekomsten av död ved och graden av fragmentering, men är i allmänhet i storleksordningen 25–100 hektar (SLU Artdatabanken, 2024; Skogsstyrelsen, 2016).</w:t>
       </w:r>
     </w:p>
     <w:p>
       <w:r>
-        <w:t>Förutom fridlysning enligt §4 Artskyddsförordningen är tretåig hackspett även förtecknad i EU:s fågeldirektiv bilaga 1. Den ingår också i Natura 2000 och är förtecknad i Bernkonventionen bilaga II (strikt skyddade djurarter).</w:t>
+        <w:t xml:space="preserve">Förutom fridlysning enligt §4 Artskyddsförordningen är tretåig hackspett även förtecknad i EU:s fågeldirektiv bilaga 1. Den är typisk art för </w:t>
+      </w:r>
+      <w:r>
+        <w:rPr>
+          <w:i/>
+        </w:rPr>
+        <w:t xml:space="preserve">9010 Taiga, 9740 Skogsbevuxen myr, 9030 Landhöjningsskog </w:t>
+      </w:r>
+      <w:r>
+        <w:t xml:space="preserve">och </w:t>
+      </w:r>
+      <w:r>
+        <w:rPr>
+          <w:i/>
+        </w:rPr>
+        <w:t>9040 Fjällbjörkskog</w:t>
+      </w:r>
+      <w:r>
+        <w:t xml:space="preserve"> samt ingår i Natura 2000 och är förtecknad i Bernkonventionen bilaga II (strikt skyddade djurarter) (SLU Artdatabanken, 2024; Skogsstyrelsen, 2016).</w:t>
       </w:r>
     </w:p>
     <w:p>
@@ -352,7 +409,7 @@
         <w:t xml:space="preserve">Förekomst av tretåig hackspett Picoides tridactylus på bestånds- och landskapsnivå. </w:t>
       </w:r>
       <w:r>
-        <w:t>Ornis Svecica 6: 107–119</w:t>
+        <w:t>Ornis Svecica 6: 107–119.</w:t>
       </w:r>
     </w:p>
     <w:p>
@@ -366,7 +423,7 @@
         <w:t xml:space="preserve">Dead wood threshold values for the three-toed woodpecker presence in boreal and sub-Alpine forest. </w:t>
       </w:r>
       <w:r>
-        <w:t>Biological conservation 119(3): 305–318</w:t>
+        <w:t>Biological conservation 119(3): 305–318.</w:t>
       </w:r>
     </w:p>
     <w:p>
@@ -405,10 +462,21 @@
         <w:rPr>
           <w:i/>
         </w:rPr>
-        <w:t xml:space="preserve">Vägledning för hänsyn till fåglar – Tretåig hackspett. </w:t>
+        <w:t>Vägledning för hänsyn till fåglar – Tretåig hackspett.</w:t>
+      </w:r>
+    </w:p>
+    <w:p>
+      <w:r>
+        <w:t xml:space="preserve">SLU Artdatabanken, 2024. </w:t>
       </w:r>
       <w:r>
-        <w:t>www.skogsstyrelsen.se</w:t>
+        <w:rPr>
+          <w:i/>
+        </w:rPr>
+        <w:t xml:space="preserve">Artfaktablad. Naturvård – artfakta. </w:t>
+      </w:r>
+      <w:r>
+        <w:t>SLU Artdatabanken, Uppsala.</w:t>
       </w:r>
     </w:p>
     <w:p>
@@ -436,7 +504,7 @@
         <w:t xml:space="preserve">Population trends of forest birds in a Finnish Lapland landscape of large habitat blocks – Consequences of stochastic environmental variation or regional habitat alteration. </w:t>
       </w:r>
       <w:r>
-        <w:t>Biological conservation 56(2): 223–240</w:t>
+        <w:t>Biological conservation 56(2): 223–240.</w:t>
       </w:r>
     </w:p>
     <w:p>
@@ -471,7 +539,7 @@
 </file>
 
 <file path=word/endnotes.xml><?xml version="1.0" encoding="utf-8"?>
-<w:endnotes xmlns:wpc="http://schemas.microsoft.com/office/word/2010/wordprocessingCanvas" xmlns:cx="http://schemas.microsoft.com/office/drawing/2014/chartex" xmlns:cx1="http://schemas.microsoft.com/office/drawing/2015/9/8/chartex" xmlns:cx2="http://schemas.microsoft.com/office/drawing/2015/10/21/chartex" xmlns:cx3="http://schemas.microsoft.com/office/drawing/2016/5/9/chartex" xmlns:cx4="http://schemas.microsoft.com/office/drawing/2016/5/10/chartex" xmlns:cx5="http://schemas.microsoft.com/office/drawing/2016/5/11/chartex" xmlns:cx6="http://schemas.microsoft.com/office/drawing/2016/5/12/chartex" xmlns:cx7="http://schemas.microsoft.com/office/drawing/2016/5/13/chartex" xmlns:cx8="http://schemas.microsoft.com/office/drawing/2016/5/14/chartex" xmlns:mc="http://schemas.openxmlformats.org/markup-compatibility/2006" xmlns:aink="http://schemas.microsoft.com/office/drawing/2016/ink" xmlns:am3d="http://schemas.microsoft.com/office/drawing/2017/model3d" xmlns:o="urn:schemas-microsoft-com:office:office" xmlns:oel="http://schemas.microsoft.com/office/2019/extlst" xmlns:r="http://schemas.openxmlformats.org/officeDocument/2006/relationships" xmlns:m="http://schemas.openxmlformats.org/officeDocument/2006/math" xmlns:v="urn:schemas-microsoft-com:vml" xmlns:wp14="http://schemas.microsoft.com/office/word/2010/wordprocessingDrawing" xmlns:wp="http://schemas.openxmlformats.org/drawingml/2006/wordprocessingDrawing" xmlns:w10="urn:schemas-microsoft-com:office:word" xmlns:w="http://schemas.openxmlformats.org/wordprocessingml/2006/main" xmlns:w14="http://schemas.microsoft.com/office/word/2010/wordml" xmlns:w15="http://schemas.microsoft.com/office/word/2012/wordml" xmlns:w16cex="http://schemas.microsoft.com/office/word/2018/wordml/cex" xmlns:w16cid="http://schemas.microsoft.com/office/word/2016/wordml/cid" xmlns:w16="http://schemas.microsoft.com/office/word/2018/wordml" xmlns:w16sdtdh="http://schemas.microsoft.com/office/word/2020/wordml/sdtdatahash" xmlns:w16se="http://schemas.microsoft.com/office/word/2015/wordml/symex" xmlns:wpg="http://schemas.microsoft.com/office/word/2010/wordprocessingGroup" xmlns:wpi="http://schemas.microsoft.com/office/word/2010/wordprocessingInk" xmlns:wne="http://schemas.microsoft.com/office/word/2006/wordml" xmlns:wps="http://schemas.microsoft.com/office/word/2010/wordprocessingShape" mc:Ignorable="w14 w15 w16se w16cid w16 w16cex w16sdtdh wp14">
+<w:endnotes xmlns:wpc="http://schemas.microsoft.com/office/word/2010/wordprocessingCanvas" xmlns:cx="http://schemas.microsoft.com/office/drawing/2014/chartex" xmlns:cx1="http://schemas.microsoft.com/office/drawing/2015/9/8/chartex" xmlns:cx2="http://schemas.microsoft.com/office/drawing/2015/10/21/chartex" xmlns:cx3="http://schemas.microsoft.com/office/drawing/2016/5/9/chartex" xmlns:cx4="http://schemas.microsoft.com/office/drawing/2016/5/10/chartex" xmlns:cx5="http://schemas.microsoft.com/office/drawing/2016/5/11/chartex" xmlns:cx6="http://schemas.microsoft.com/office/drawing/2016/5/12/chartex" xmlns:cx7="http://schemas.microsoft.com/office/drawing/2016/5/13/chartex" xmlns:cx8="http://schemas.microsoft.com/office/drawing/2016/5/14/chartex" xmlns:mc="http://schemas.openxmlformats.org/markup-compatibility/2006" xmlns:aink="http://schemas.microsoft.com/office/drawing/2016/ink" xmlns:am3d="http://schemas.microsoft.com/office/drawing/2017/model3d" xmlns:o="urn:schemas-microsoft-com:office:office" xmlns:oel="http://schemas.microsoft.com/office/2019/extlst" xmlns:r="http://schemas.openxmlformats.org/officeDocument/2006/relationships" xmlns:m="http://schemas.openxmlformats.org/officeDocument/2006/math" xmlns:v="urn:schemas-microsoft-com:vml" xmlns:wp14="http://schemas.microsoft.com/office/word/2010/wordprocessingDrawing" xmlns:wp="http://schemas.openxmlformats.org/drawingml/2006/wordprocessingDrawing" xmlns:w10="urn:schemas-microsoft-com:office:word" xmlns:w="http://schemas.openxmlformats.org/wordprocessingml/2006/main" xmlns:w14="http://schemas.microsoft.com/office/word/2010/wordml" xmlns:w15="http://schemas.microsoft.com/office/word/2012/wordml" xmlns:w16cex="http://schemas.microsoft.com/office/word/2018/wordml/cex" xmlns:w16cid="http://schemas.microsoft.com/office/word/2016/wordml/cid" xmlns:w16="http://schemas.microsoft.com/office/word/2018/wordml" xmlns:w16du="http://schemas.microsoft.com/office/word/2023/wordml/word16du" xmlns:w16sdtdh="http://schemas.microsoft.com/office/word/2020/wordml/sdtdatahash" xmlns:w16sdtfl="http://schemas.microsoft.com/office/word/2024/wordml/sdtformatlock" xmlns:w16se="http://schemas.microsoft.com/office/word/2015/wordml/symex" xmlns:wpg="http://schemas.microsoft.com/office/word/2010/wordprocessingGroup" xmlns:wpi="http://schemas.microsoft.com/office/word/2010/wordprocessingInk" xmlns:wne="http://schemas.microsoft.com/office/word/2006/wordml" xmlns:wps="http://schemas.microsoft.com/office/word/2010/wordprocessingShape" mc:Ignorable="w14 w15 w16se w16cid w16 w16cex w16sdtdh w16sdtfl w16du wp14">
   <w:endnote w:type="separator" w:id="-1">
     <w:p>
       <w:pPr>
@@ -496,7 +564,7 @@
 </file>
 
 <file path=word/footer1.xml><?xml version="1.0" encoding="utf-8"?>
-<w:ftr xmlns:wpc="http://schemas.microsoft.com/office/word/2010/wordprocessingCanvas" xmlns:cx="http://schemas.microsoft.com/office/drawing/2014/chartex" xmlns:cx1="http://schemas.microsoft.com/office/drawing/2015/9/8/chartex" xmlns:cx2="http://schemas.microsoft.com/office/drawing/2015/10/21/chartex" xmlns:cx3="http://schemas.microsoft.com/office/drawing/2016/5/9/chartex" xmlns:cx4="http://schemas.microsoft.com/office/drawing/2016/5/10/chartex" xmlns:cx5="http://schemas.microsoft.com/office/drawing/2016/5/11/chartex" xmlns:cx6="http://schemas.microsoft.com/office/drawing/2016/5/12/chartex" xmlns:cx7="http://schemas.microsoft.com/office/drawing/2016/5/13/chartex" xmlns:cx8="http://schemas.microsoft.com/office/drawing/2016/5/14/chartex" xmlns:mc="http://schemas.openxmlformats.org/markup-compatibility/2006" xmlns:aink="http://schemas.microsoft.com/office/drawing/2016/ink" xmlns:am3d="http://schemas.microsoft.com/office/drawing/2017/model3d" xmlns:o="urn:schemas-microsoft-com:office:office" xmlns:oel="http://schemas.microsoft.com/office/2019/extlst" xmlns:r="http://schemas.openxmlformats.org/officeDocument/2006/relationships" xmlns:m="http://schemas.openxmlformats.org/officeDocument/2006/math" xmlns:v="urn:schemas-microsoft-com:vml" xmlns:wp14="http://schemas.microsoft.com/office/word/2010/wordprocessingDrawing" xmlns:wp="http://schemas.openxmlformats.org/drawingml/2006/wordprocessingDrawing" xmlns:w10="urn:schemas-microsoft-com:office:word" xmlns:w="http://schemas.openxmlformats.org/wordprocessingml/2006/main" xmlns:w14="http://schemas.microsoft.com/office/word/2010/wordml" xmlns:w15="http://schemas.microsoft.com/office/word/2012/wordml" xmlns:w16cex="http://schemas.microsoft.com/office/word/2018/wordml/cex" xmlns:w16cid="http://schemas.microsoft.com/office/word/2016/wordml/cid" xmlns:w16="http://schemas.microsoft.com/office/word/2018/wordml" xmlns:w16sdtdh="http://schemas.microsoft.com/office/word/2020/wordml/sdtdatahash" xmlns:w16se="http://schemas.microsoft.com/office/word/2015/wordml/symex" xmlns:wpg="http://schemas.microsoft.com/office/word/2010/wordprocessingGroup" xmlns:wpi="http://schemas.microsoft.com/office/word/2010/wordprocessingInk" xmlns:wne="http://schemas.microsoft.com/office/word/2006/wordml" xmlns:wps="http://schemas.microsoft.com/office/word/2010/wordprocessingShape" mc:Ignorable="w14 w15 w16se w16cid w16 w16cex w16sdtdh wp14">
+<w:ftr xmlns:wpc="http://schemas.microsoft.com/office/word/2010/wordprocessingCanvas" xmlns:cx="http://schemas.microsoft.com/office/drawing/2014/chartex" xmlns:cx1="http://schemas.microsoft.com/office/drawing/2015/9/8/chartex" xmlns:cx2="http://schemas.microsoft.com/office/drawing/2015/10/21/chartex" xmlns:cx3="http://schemas.microsoft.com/office/drawing/2016/5/9/chartex" xmlns:cx4="http://schemas.microsoft.com/office/drawing/2016/5/10/chartex" xmlns:cx5="http://schemas.microsoft.com/office/drawing/2016/5/11/chartex" xmlns:cx6="http://schemas.microsoft.com/office/drawing/2016/5/12/chartex" xmlns:cx7="http://schemas.microsoft.com/office/drawing/2016/5/13/chartex" xmlns:cx8="http://schemas.microsoft.com/office/drawing/2016/5/14/chartex" xmlns:mc="http://schemas.openxmlformats.org/markup-compatibility/2006" xmlns:aink="http://schemas.microsoft.com/office/drawing/2016/ink" xmlns:am3d="http://schemas.microsoft.com/office/drawing/2017/model3d" xmlns:o="urn:schemas-microsoft-com:office:office" xmlns:oel="http://schemas.microsoft.com/office/2019/extlst" xmlns:r="http://schemas.openxmlformats.org/officeDocument/2006/relationships" xmlns:m="http://schemas.openxmlformats.org/officeDocument/2006/math" xmlns:v="urn:schemas-microsoft-com:vml" xmlns:wp14="http://schemas.microsoft.com/office/word/2010/wordprocessingDrawing" xmlns:wp="http://schemas.openxmlformats.org/drawingml/2006/wordprocessingDrawing" xmlns:w10="urn:schemas-microsoft-com:office:word" xmlns:w="http://schemas.openxmlformats.org/wordprocessingml/2006/main" xmlns:w14="http://schemas.microsoft.com/office/word/2010/wordml" xmlns:w15="http://schemas.microsoft.com/office/word/2012/wordml" xmlns:w16cex="http://schemas.microsoft.com/office/word/2018/wordml/cex" xmlns:w16cid="http://schemas.microsoft.com/office/word/2016/wordml/cid" xmlns:w16="http://schemas.microsoft.com/office/word/2018/wordml" xmlns:w16du="http://schemas.microsoft.com/office/word/2023/wordml/word16du" xmlns:w16sdtdh="http://schemas.microsoft.com/office/word/2020/wordml/sdtdatahash" xmlns:w16sdtfl="http://schemas.microsoft.com/office/word/2024/wordml/sdtformatlock" xmlns:w16se="http://schemas.microsoft.com/office/word/2015/wordml/symex" xmlns:wpg="http://schemas.microsoft.com/office/word/2010/wordprocessingGroup" xmlns:wpi="http://schemas.microsoft.com/office/word/2010/wordprocessingInk" xmlns:wne="http://schemas.microsoft.com/office/word/2006/wordml" xmlns:wps="http://schemas.microsoft.com/office/word/2010/wordprocessingShape" mc:Ignorable="w14 w15 w16se w16cid w16 w16cex w16sdtdh w16sdtfl w16du wp14">
   <w:p>
     <w:pPr>
       <w:pStyle w:val="Footer"/>
@@ -506,7 +574,7 @@
 </file>
 
 <file path=word/footer2.xml><?xml version="1.0" encoding="utf-8"?>
-<w:ftr xmlns:wpc="http://schemas.microsoft.com/office/word/2010/wordprocessingCanvas" xmlns:cx="http://schemas.microsoft.com/office/drawing/2014/chartex" xmlns:cx1="http://schemas.microsoft.com/office/drawing/2015/9/8/chartex" xmlns:cx2="http://schemas.microsoft.com/office/drawing/2015/10/21/chartex" xmlns:cx3="http://schemas.microsoft.com/office/drawing/2016/5/9/chartex" xmlns:cx4="http://schemas.microsoft.com/office/drawing/2016/5/10/chartex" xmlns:cx5="http://schemas.microsoft.com/office/drawing/2016/5/11/chartex" xmlns:cx6="http://schemas.microsoft.com/office/drawing/2016/5/12/chartex" xmlns:cx7="http://schemas.microsoft.com/office/drawing/2016/5/13/chartex" xmlns:cx8="http://schemas.microsoft.com/office/drawing/2016/5/14/chartex" xmlns:mc="http://schemas.openxmlformats.org/markup-compatibility/2006" xmlns:aink="http://schemas.microsoft.com/office/drawing/2016/ink" xmlns:am3d="http://schemas.microsoft.com/office/drawing/2017/model3d" xmlns:o="urn:schemas-microsoft-com:office:office" xmlns:oel="http://schemas.microsoft.com/office/2019/extlst" xmlns:r="http://schemas.openxmlformats.org/officeDocument/2006/relationships" xmlns:m="http://schemas.openxmlformats.org/officeDocument/2006/math" xmlns:v="urn:schemas-microsoft-com:vml" xmlns:wp14="http://schemas.microsoft.com/office/word/2010/wordprocessingDrawing" xmlns:wp="http://schemas.openxmlformats.org/drawingml/2006/wordprocessingDrawing" xmlns:w10="urn:schemas-microsoft-com:office:word" xmlns:w="http://schemas.openxmlformats.org/wordprocessingml/2006/main" xmlns:w14="http://schemas.microsoft.com/office/word/2010/wordml" xmlns:w15="http://schemas.microsoft.com/office/word/2012/wordml" xmlns:w16cex="http://schemas.microsoft.com/office/word/2018/wordml/cex" xmlns:w16cid="http://schemas.microsoft.com/office/word/2016/wordml/cid" xmlns:w16="http://schemas.microsoft.com/office/word/2018/wordml" xmlns:w16sdtdh="http://schemas.microsoft.com/office/word/2020/wordml/sdtdatahash" xmlns:w16se="http://schemas.microsoft.com/office/word/2015/wordml/symex" xmlns:wpg="http://schemas.microsoft.com/office/word/2010/wordprocessingGroup" xmlns:wpi="http://schemas.microsoft.com/office/word/2010/wordprocessingInk" xmlns:wne="http://schemas.microsoft.com/office/word/2006/wordml" xmlns:wps="http://schemas.microsoft.com/office/word/2010/wordprocessingShape" mc:Ignorable="w14 w15 w16se w16cid w16 w16cex w16sdtdh wp14">
+<w:ftr xmlns:wpc="http://schemas.microsoft.com/office/word/2010/wordprocessingCanvas" xmlns:cx="http://schemas.microsoft.com/office/drawing/2014/chartex" xmlns:cx1="http://schemas.microsoft.com/office/drawing/2015/9/8/chartex" xmlns:cx2="http://schemas.microsoft.com/office/drawing/2015/10/21/chartex" xmlns:cx3="http://schemas.microsoft.com/office/drawing/2016/5/9/chartex" xmlns:cx4="http://schemas.microsoft.com/office/drawing/2016/5/10/chartex" xmlns:cx5="http://schemas.microsoft.com/office/drawing/2016/5/11/chartex" xmlns:cx6="http://schemas.microsoft.com/office/drawing/2016/5/12/chartex" xmlns:cx7="http://schemas.microsoft.com/office/drawing/2016/5/13/chartex" xmlns:cx8="http://schemas.microsoft.com/office/drawing/2016/5/14/chartex" xmlns:mc="http://schemas.openxmlformats.org/markup-compatibility/2006" xmlns:aink="http://schemas.microsoft.com/office/drawing/2016/ink" xmlns:am3d="http://schemas.microsoft.com/office/drawing/2017/model3d" xmlns:o="urn:schemas-microsoft-com:office:office" xmlns:oel="http://schemas.microsoft.com/office/2019/extlst" xmlns:r="http://schemas.openxmlformats.org/officeDocument/2006/relationships" xmlns:m="http://schemas.openxmlformats.org/officeDocument/2006/math" xmlns:v="urn:schemas-microsoft-com:vml" xmlns:wp14="http://schemas.microsoft.com/office/word/2010/wordprocessingDrawing" xmlns:wp="http://schemas.openxmlformats.org/drawingml/2006/wordprocessingDrawing" xmlns:w10="urn:schemas-microsoft-com:office:word" xmlns:w="http://schemas.openxmlformats.org/wordprocessingml/2006/main" xmlns:w14="http://schemas.microsoft.com/office/word/2010/wordml" xmlns:w15="http://schemas.microsoft.com/office/word/2012/wordml" xmlns:w16cex="http://schemas.microsoft.com/office/word/2018/wordml/cex" xmlns:w16cid="http://schemas.microsoft.com/office/word/2016/wordml/cid" xmlns:w16="http://schemas.microsoft.com/office/word/2018/wordml" xmlns:w16du="http://schemas.microsoft.com/office/word/2023/wordml/word16du" xmlns:w16sdtdh="http://schemas.microsoft.com/office/word/2020/wordml/sdtdatahash" xmlns:w16sdtfl="http://schemas.microsoft.com/office/word/2024/wordml/sdtformatlock" xmlns:w16se="http://schemas.microsoft.com/office/word/2015/wordml/symex" xmlns:wpg="http://schemas.microsoft.com/office/word/2010/wordprocessingGroup" xmlns:wpi="http://schemas.microsoft.com/office/word/2010/wordprocessingInk" xmlns:wne="http://schemas.microsoft.com/office/word/2006/wordml" xmlns:wps="http://schemas.microsoft.com/office/word/2010/wordprocessingShape" mc:Ignorable="w14 w15 w16se w16cid w16 w16cex w16sdtdh w16sdtfl w16du wp14">
   <w:p>
     <w:pPr>
       <w:pStyle w:val="Footer"/>
@@ -516,7 +584,7 @@
 </file>
 
 <file path=word/footer3.xml><?xml version="1.0" encoding="utf-8"?>
-<w:ftr xmlns:wpc="http://schemas.microsoft.com/office/word/2010/wordprocessingCanvas" xmlns:cx="http://schemas.microsoft.com/office/drawing/2014/chartex" xmlns:cx1="http://schemas.microsoft.com/office/drawing/2015/9/8/chartex" xmlns:cx2="http://schemas.microsoft.com/office/drawing/2015/10/21/chartex" xmlns:cx3="http://schemas.microsoft.com/office/drawing/2016/5/9/chartex" xmlns:cx4="http://schemas.microsoft.com/office/drawing/2016/5/10/chartex" xmlns:cx5="http://schemas.microsoft.com/office/drawing/2016/5/11/chartex" xmlns:cx6="http://schemas.microsoft.com/office/drawing/2016/5/12/chartex" xmlns:cx7="http://schemas.microsoft.com/office/drawing/2016/5/13/chartex" xmlns:cx8="http://schemas.microsoft.com/office/drawing/2016/5/14/chartex" xmlns:mc="http://schemas.openxmlformats.org/markup-compatibility/2006" xmlns:aink="http://schemas.microsoft.com/office/drawing/2016/ink" xmlns:am3d="http://schemas.microsoft.com/office/drawing/2017/model3d" xmlns:o="urn:schemas-microsoft-com:office:office" xmlns:oel="http://schemas.microsoft.com/office/2019/extlst" xmlns:r="http://schemas.openxmlformats.org/officeDocument/2006/relationships" xmlns:m="http://schemas.openxmlformats.org/officeDocument/2006/math" xmlns:v="urn:schemas-microsoft-com:vml" xmlns:wp14="http://schemas.microsoft.com/office/word/2010/wordprocessingDrawing" xmlns:wp="http://schemas.openxmlformats.org/drawingml/2006/wordprocessingDrawing" xmlns:w10="urn:schemas-microsoft-com:office:word" xmlns:w="http://schemas.openxmlformats.org/wordprocessingml/2006/main" xmlns:w14="http://schemas.microsoft.com/office/word/2010/wordml" xmlns:w15="http://schemas.microsoft.com/office/word/2012/wordml" xmlns:w16cex="http://schemas.microsoft.com/office/word/2018/wordml/cex" xmlns:w16cid="http://schemas.microsoft.com/office/word/2016/wordml/cid" xmlns:w16="http://schemas.microsoft.com/office/word/2018/wordml" xmlns:w16sdtdh="http://schemas.microsoft.com/office/word/2020/wordml/sdtdatahash" xmlns:w16se="http://schemas.microsoft.com/office/word/2015/wordml/symex" xmlns:wpg="http://schemas.microsoft.com/office/word/2010/wordprocessingGroup" xmlns:wpi="http://schemas.microsoft.com/office/word/2010/wordprocessingInk" xmlns:wne="http://schemas.microsoft.com/office/word/2006/wordml" xmlns:wps="http://schemas.microsoft.com/office/word/2010/wordprocessingShape" mc:Ignorable="w14 w15 w16se w16cid w16 w16cex w16sdtdh wp14">
+<w:ftr xmlns:wpc="http://schemas.microsoft.com/office/word/2010/wordprocessingCanvas" xmlns:cx="http://schemas.microsoft.com/office/drawing/2014/chartex" xmlns:cx1="http://schemas.microsoft.com/office/drawing/2015/9/8/chartex" xmlns:cx2="http://schemas.microsoft.com/office/drawing/2015/10/21/chartex" xmlns:cx3="http://schemas.microsoft.com/office/drawing/2016/5/9/chartex" xmlns:cx4="http://schemas.microsoft.com/office/drawing/2016/5/10/chartex" xmlns:cx5="http://schemas.microsoft.com/office/drawing/2016/5/11/chartex" xmlns:cx6="http://schemas.microsoft.com/office/drawing/2016/5/12/chartex" xmlns:cx7="http://schemas.microsoft.com/office/drawing/2016/5/13/chartex" xmlns:cx8="http://schemas.microsoft.com/office/drawing/2016/5/14/chartex" xmlns:mc="http://schemas.openxmlformats.org/markup-compatibility/2006" xmlns:aink="http://schemas.microsoft.com/office/drawing/2016/ink" xmlns:am3d="http://schemas.microsoft.com/office/drawing/2017/model3d" xmlns:o="urn:schemas-microsoft-com:office:office" xmlns:oel="http://schemas.microsoft.com/office/2019/extlst" xmlns:r="http://schemas.openxmlformats.org/officeDocument/2006/relationships" xmlns:m="http://schemas.openxmlformats.org/officeDocument/2006/math" xmlns:v="urn:schemas-microsoft-com:vml" xmlns:wp14="http://schemas.microsoft.com/office/word/2010/wordprocessingDrawing" xmlns:wp="http://schemas.openxmlformats.org/drawingml/2006/wordprocessingDrawing" xmlns:w10="urn:schemas-microsoft-com:office:word" xmlns:w="http://schemas.openxmlformats.org/wordprocessingml/2006/main" xmlns:w14="http://schemas.microsoft.com/office/word/2010/wordml" xmlns:w15="http://schemas.microsoft.com/office/word/2012/wordml" xmlns:w16cex="http://schemas.microsoft.com/office/word/2018/wordml/cex" xmlns:w16cid="http://schemas.microsoft.com/office/word/2016/wordml/cid" xmlns:w16="http://schemas.microsoft.com/office/word/2018/wordml" xmlns:w16du="http://schemas.microsoft.com/office/word/2023/wordml/word16du" xmlns:w16sdtdh="http://schemas.microsoft.com/office/word/2020/wordml/sdtdatahash" xmlns:w16sdtfl="http://schemas.microsoft.com/office/word/2024/wordml/sdtformatlock" xmlns:w16se="http://schemas.microsoft.com/office/word/2015/wordml/symex" xmlns:wpg="http://schemas.microsoft.com/office/word/2010/wordprocessingGroup" xmlns:wpi="http://schemas.microsoft.com/office/word/2010/wordprocessingInk" xmlns:wne="http://schemas.microsoft.com/office/word/2006/wordml" xmlns:wps="http://schemas.microsoft.com/office/word/2010/wordprocessingShape" mc:Ignorable="w14 w15 w16se w16cid w16 w16cex w16sdtdh w16sdtfl w16du wp14">
   <w:p>
     <w:pPr>
       <w:pStyle w:val="Footer"/>
@@ -526,7 +594,7 @@
 </file>
 
 <file path=word/footnotes.xml><?xml version="1.0" encoding="utf-8"?>
-<w:footnotes xmlns:wpc="http://schemas.microsoft.com/office/word/2010/wordprocessingCanvas" xmlns:cx="http://schemas.microsoft.com/office/drawing/2014/chartex" xmlns:cx1="http://schemas.microsoft.com/office/drawing/2015/9/8/chartex" xmlns:cx2="http://schemas.microsoft.com/office/drawing/2015/10/21/chartex" xmlns:cx3="http://schemas.microsoft.com/office/drawing/2016/5/9/chartex" xmlns:cx4="http://schemas.microsoft.com/office/drawing/2016/5/10/chartex" xmlns:cx5="http://schemas.microsoft.com/office/drawing/2016/5/11/chartex" xmlns:cx6="http://schemas.microsoft.com/office/drawing/2016/5/12/chartex" xmlns:cx7="http://schemas.microsoft.com/office/drawing/2016/5/13/chartex" xmlns:cx8="http://schemas.microsoft.com/office/drawing/2016/5/14/chartex" xmlns:mc="http://schemas.openxmlformats.org/markup-compatibility/2006" xmlns:aink="http://schemas.microsoft.com/office/drawing/2016/ink" xmlns:am3d="http://schemas.microsoft.com/office/drawing/2017/model3d" xmlns:o="urn:schemas-microsoft-com:office:office" xmlns:oel="http://schemas.microsoft.com/office/2019/extlst" xmlns:r="http://schemas.openxmlformats.org/officeDocument/2006/relationships" xmlns:m="http://schemas.openxmlformats.org/officeDocument/2006/math" xmlns:v="urn:schemas-microsoft-com:vml" xmlns:wp14="http://schemas.microsoft.com/office/word/2010/wordprocessingDrawing" xmlns:wp="http://schemas.openxmlformats.org/drawingml/2006/wordprocessingDrawing" xmlns:w10="urn:schemas-microsoft-com:office:word" xmlns:w="http://schemas.openxmlformats.org/wordprocessingml/2006/main" xmlns:w14="http://schemas.microsoft.com/office/word/2010/wordml" xmlns:w15="http://schemas.microsoft.com/office/word/2012/wordml" xmlns:w16cex="http://schemas.microsoft.com/office/word/2018/wordml/cex" xmlns:w16cid="http://schemas.microsoft.com/office/word/2016/wordml/cid" xmlns:w16="http://schemas.microsoft.com/office/word/2018/wordml" xmlns:w16sdtdh="http://schemas.microsoft.com/office/word/2020/wordml/sdtdatahash" xmlns:w16se="http://schemas.microsoft.com/office/word/2015/wordml/symex" xmlns:wpg="http://schemas.microsoft.com/office/word/2010/wordprocessingGroup" xmlns:wpi="http://schemas.microsoft.com/office/word/2010/wordprocessingInk" xmlns:wne="http://schemas.microsoft.com/office/word/2006/wordml" xmlns:wps="http://schemas.microsoft.com/office/word/2010/wordprocessingShape" mc:Ignorable="w14 w15 w16se w16cid w16 w16cex w16sdtdh wp14">
+<w:footnotes xmlns:wpc="http://schemas.microsoft.com/office/word/2010/wordprocessingCanvas" xmlns:cx="http://schemas.microsoft.com/office/drawing/2014/chartex" xmlns:cx1="http://schemas.microsoft.com/office/drawing/2015/9/8/chartex" xmlns:cx2="http://schemas.microsoft.com/office/drawing/2015/10/21/chartex" xmlns:cx3="http://schemas.microsoft.com/office/drawing/2016/5/9/chartex" xmlns:cx4="http://schemas.microsoft.com/office/drawing/2016/5/10/chartex" xmlns:cx5="http://schemas.microsoft.com/office/drawing/2016/5/11/chartex" xmlns:cx6="http://schemas.microsoft.com/office/drawing/2016/5/12/chartex" xmlns:cx7="http://schemas.microsoft.com/office/drawing/2016/5/13/chartex" xmlns:cx8="http://schemas.microsoft.com/office/drawing/2016/5/14/chartex" xmlns:mc="http://schemas.openxmlformats.org/markup-compatibility/2006" xmlns:aink="http://schemas.microsoft.com/office/drawing/2016/ink" xmlns:am3d="http://schemas.microsoft.com/office/drawing/2017/model3d" xmlns:o="urn:schemas-microsoft-com:office:office" xmlns:oel="http://schemas.microsoft.com/office/2019/extlst" xmlns:r="http://schemas.openxmlformats.org/officeDocument/2006/relationships" xmlns:m="http://schemas.openxmlformats.org/officeDocument/2006/math" xmlns:v="urn:schemas-microsoft-com:vml" xmlns:wp14="http://schemas.microsoft.com/office/word/2010/wordprocessingDrawing" xmlns:wp="http://schemas.openxmlformats.org/drawingml/2006/wordprocessingDrawing" xmlns:w10="urn:schemas-microsoft-com:office:word" xmlns:w="http://schemas.openxmlformats.org/wordprocessingml/2006/main" xmlns:w14="http://schemas.microsoft.com/office/word/2010/wordml" xmlns:w15="http://schemas.microsoft.com/office/word/2012/wordml" xmlns:w16cex="http://schemas.microsoft.com/office/word/2018/wordml/cex" xmlns:w16cid="http://schemas.microsoft.com/office/word/2016/wordml/cid" xmlns:w16="http://schemas.microsoft.com/office/word/2018/wordml" xmlns:w16du="http://schemas.microsoft.com/office/word/2023/wordml/word16du" xmlns:w16sdtdh="http://schemas.microsoft.com/office/word/2020/wordml/sdtdatahash" xmlns:w16sdtfl="http://schemas.microsoft.com/office/word/2024/wordml/sdtformatlock" xmlns:w16se="http://schemas.microsoft.com/office/word/2015/wordml/symex" xmlns:wpg="http://schemas.microsoft.com/office/word/2010/wordprocessingGroup" xmlns:wpi="http://schemas.microsoft.com/office/word/2010/wordprocessingInk" xmlns:wne="http://schemas.microsoft.com/office/word/2006/wordml" xmlns:wps="http://schemas.microsoft.com/office/word/2010/wordprocessingShape" mc:Ignorable="w14 w15 w16se w16cid w16 w16cex w16sdtdh w16sdtfl w16du wp14">
   <w:footnote w:type="separator" w:id="-1">
     <w:p>
       <w:pPr>
@@ -551,7 +619,7 @@
 </file>
 
 <file path=word/header1.xml><?xml version="1.0" encoding="utf-8"?>
-<w:hdr xmlns:wpc="http://schemas.microsoft.com/office/word/2010/wordprocessingCanvas" xmlns:cx="http://schemas.microsoft.com/office/drawing/2014/chartex" xmlns:cx1="http://schemas.microsoft.com/office/drawing/2015/9/8/chartex" xmlns:cx2="http://schemas.microsoft.com/office/drawing/2015/10/21/chartex" xmlns:cx3="http://schemas.microsoft.com/office/drawing/2016/5/9/chartex" xmlns:cx4="http://schemas.microsoft.com/office/drawing/2016/5/10/chartex" xmlns:cx5="http://schemas.microsoft.com/office/drawing/2016/5/11/chartex" xmlns:cx6="http://schemas.microsoft.com/office/drawing/2016/5/12/chartex" xmlns:cx7="http://schemas.microsoft.com/office/drawing/2016/5/13/chartex" xmlns:cx8="http://schemas.microsoft.com/office/drawing/2016/5/14/chartex" xmlns:mc="http://schemas.openxmlformats.org/markup-compatibility/2006" xmlns:aink="http://schemas.microsoft.com/office/drawing/2016/ink" xmlns:am3d="http://schemas.microsoft.com/office/drawing/2017/model3d" xmlns:o="urn:schemas-microsoft-com:office:office" xmlns:oel="http://schemas.microsoft.com/office/2019/extlst" xmlns:r="http://schemas.openxmlformats.org/officeDocument/2006/relationships" xmlns:m="http://schemas.openxmlformats.org/officeDocument/2006/math" xmlns:v="urn:schemas-microsoft-com:vml" xmlns:wp14="http://schemas.microsoft.com/office/word/2010/wordprocessingDrawing" xmlns:wp="http://schemas.openxmlformats.org/drawingml/2006/wordprocessingDrawing" xmlns:w10="urn:schemas-microsoft-com:office:word" xmlns:w="http://schemas.openxmlformats.org/wordprocessingml/2006/main" xmlns:w14="http://schemas.microsoft.com/office/word/2010/wordml" xmlns:w15="http://schemas.microsoft.com/office/word/2012/wordml" xmlns:w16cex="http://schemas.microsoft.com/office/word/2018/wordml/cex" xmlns:w16cid="http://schemas.microsoft.com/office/word/2016/wordml/cid" xmlns:w16="http://schemas.microsoft.com/office/word/2018/wordml" xmlns:w16sdtdh="http://schemas.microsoft.com/office/word/2020/wordml/sdtdatahash" xmlns:w16se="http://schemas.microsoft.com/office/word/2015/wordml/symex" xmlns:wpg="http://schemas.microsoft.com/office/word/2010/wordprocessingGroup" xmlns:wpi="http://schemas.microsoft.com/office/word/2010/wordprocessingInk" xmlns:wne="http://schemas.microsoft.com/office/word/2006/wordml" xmlns:wps="http://schemas.microsoft.com/office/word/2010/wordprocessingShape" mc:Ignorable="w14 w15 w16se w16cid w16 w16cex w16sdtdh wp14">
+<w:hdr xmlns:wpc="http://schemas.microsoft.com/office/word/2010/wordprocessingCanvas" xmlns:cx="http://schemas.microsoft.com/office/drawing/2014/chartex" xmlns:cx1="http://schemas.microsoft.com/office/drawing/2015/9/8/chartex" xmlns:cx2="http://schemas.microsoft.com/office/drawing/2015/10/21/chartex" xmlns:cx3="http://schemas.microsoft.com/office/drawing/2016/5/9/chartex" xmlns:cx4="http://schemas.microsoft.com/office/drawing/2016/5/10/chartex" xmlns:cx5="http://schemas.microsoft.com/office/drawing/2016/5/11/chartex" xmlns:cx6="http://schemas.microsoft.com/office/drawing/2016/5/12/chartex" xmlns:cx7="http://schemas.microsoft.com/office/drawing/2016/5/13/chartex" xmlns:cx8="http://schemas.microsoft.com/office/drawing/2016/5/14/chartex" xmlns:mc="http://schemas.openxmlformats.org/markup-compatibility/2006" xmlns:aink="http://schemas.microsoft.com/office/drawing/2016/ink" xmlns:am3d="http://schemas.microsoft.com/office/drawing/2017/model3d" xmlns:o="urn:schemas-microsoft-com:office:office" xmlns:oel="http://schemas.microsoft.com/office/2019/extlst" xmlns:r="http://schemas.openxmlformats.org/officeDocument/2006/relationships" xmlns:m="http://schemas.openxmlformats.org/officeDocument/2006/math" xmlns:v="urn:schemas-microsoft-com:vml" xmlns:wp14="http://schemas.microsoft.com/office/word/2010/wordprocessingDrawing" xmlns:wp="http://schemas.openxmlformats.org/drawingml/2006/wordprocessingDrawing" xmlns:w10="urn:schemas-microsoft-com:office:word" xmlns:w="http://schemas.openxmlformats.org/wordprocessingml/2006/main" xmlns:w14="http://schemas.microsoft.com/office/word/2010/wordml" xmlns:w15="http://schemas.microsoft.com/office/word/2012/wordml" xmlns:w16cex="http://schemas.microsoft.com/office/word/2018/wordml/cex" xmlns:w16cid="http://schemas.microsoft.com/office/word/2016/wordml/cid" xmlns:w16="http://schemas.microsoft.com/office/word/2018/wordml" xmlns:w16du="http://schemas.microsoft.com/office/word/2023/wordml/word16du" xmlns:w16sdtdh="http://schemas.microsoft.com/office/word/2020/wordml/sdtdatahash" xmlns:w16sdtfl="http://schemas.microsoft.com/office/word/2024/wordml/sdtformatlock" xmlns:w16se="http://schemas.microsoft.com/office/word/2015/wordml/symex" xmlns:wpg="http://schemas.microsoft.com/office/word/2010/wordprocessingGroup" xmlns:wpi="http://schemas.microsoft.com/office/word/2010/wordprocessingInk" xmlns:wne="http://schemas.microsoft.com/office/word/2006/wordml" xmlns:wps="http://schemas.microsoft.com/office/word/2010/wordprocessingShape" mc:Ignorable="w14 w15 w16se w16cid w16 w16cex w16sdtdh w16sdtfl w16du wp14">
   <w:p>
     <w:pPr>
       <w:pStyle w:val="Header"/>
@@ -561,7 +629,7 @@
 </file>
 
 <file path=word/header2.xml><?xml version="1.0" encoding="utf-8"?>
-<w:hdr xmlns:wpc="http://schemas.microsoft.com/office/word/2010/wordprocessingCanvas" xmlns:cx="http://schemas.microsoft.com/office/drawing/2014/chartex" xmlns:cx1="http://schemas.microsoft.com/office/drawing/2015/9/8/chartex" xmlns:cx2="http://schemas.microsoft.com/office/drawing/2015/10/21/chartex" xmlns:cx3="http://schemas.microsoft.com/office/drawing/2016/5/9/chartex" xmlns:cx4="http://schemas.microsoft.com/office/drawing/2016/5/10/chartex" xmlns:cx5="http://schemas.microsoft.com/office/drawing/2016/5/11/chartex" xmlns:cx6="http://schemas.microsoft.com/office/drawing/2016/5/12/chartex" xmlns:cx7="http://schemas.microsoft.com/office/drawing/2016/5/13/chartex" xmlns:cx8="http://schemas.microsoft.com/office/drawing/2016/5/14/chartex" xmlns:mc="http://schemas.openxmlformats.org/markup-compatibility/2006" xmlns:aink="http://schemas.microsoft.com/office/drawing/2016/ink" xmlns:am3d="http://schemas.microsoft.com/office/drawing/2017/model3d" xmlns:o="urn:schemas-microsoft-com:office:office" xmlns:oel="http://schemas.microsoft.com/office/2019/extlst" xmlns:r="http://schemas.openxmlformats.org/officeDocument/2006/relationships" xmlns:m="http://schemas.openxmlformats.org/officeDocument/2006/math" xmlns:v="urn:schemas-microsoft-com:vml" xmlns:wp14="http://schemas.microsoft.com/office/word/2010/wordprocessingDrawing" xmlns:wp="http://schemas.openxmlformats.org/drawingml/2006/wordprocessingDrawing" xmlns:w10="urn:schemas-microsoft-com:office:word" xmlns:w="http://schemas.openxmlformats.org/wordprocessingml/2006/main" xmlns:w14="http://schemas.microsoft.com/office/word/2010/wordml" xmlns:w15="http://schemas.microsoft.com/office/word/2012/wordml" xmlns:w16cex="http://schemas.microsoft.com/office/word/2018/wordml/cex" xmlns:w16cid="http://schemas.microsoft.com/office/word/2016/wordml/cid" xmlns:w16="http://schemas.microsoft.com/office/word/2018/wordml" xmlns:w16sdtdh="http://schemas.microsoft.com/office/word/2020/wordml/sdtdatahash" xmlns:w16se="http://schemas.microsoft.com/office/word/2015/wordml/symex" xmlns:wpg="http://schemas.microsoft.com/office/word/2010/wordprocessingGroup" xmlns:wpi="http://schemas.microsoft.com/office/word/2010/wordprocessingInk" xmlns:wne="http://schemas.microsoft.com/office/word/2006/wordml" xmlns:wps="http://schemas.microsoft.com/office/word/2010/wordprocessingShape" mc:Ignorable="w14 w15 w16se w16cid w16 w16cex w16sdtdh wp14">
+<w:hdr xmlns:wpc="http://schemas.microsoft.com/office/word/2010/wordprocessingCanvas" xmlns:cx="http://schemas.microsoft.com/office/drawing/2014/chartex" xmlns:cx1="http://schemas.microsoft.com/office/drawing/2015/9/8/chartex" xmlns:cx2="http://schemas.microsoft.com/office/drawing/2015/10/21/chartex" xmlns:cx3="http://schemas.microsoft.com/office/drawing/2016/5/9/chartex" xmlns:cx4="http://schemas.microsoft.com/office/drawing/2016/5/10/chartex" xmlns:cx5="http://schemas.microsoft.com/office/drawing/2016/5/11/chartex" xmlns:cx6="http://schemas.microsoft.com/office/drawing/2016/5/12/chartex" xmlns:cx7="http://schemas.microsoft.com/office/drawing/2016/5/13/chartex" xmlns:cx8="http://schemas.microsoft.com/office/drawing/2016/5/14/chartex" xmlns:mc="http://schemas.openxmlformats.org/markup-compatibility/2006" xmlns:aink="http://schemas.microsoft.com/office/drawing/2016/ink" xmlns:am3d="http://schemas.microsoft.com/office/drawing/2017/model3d" xmlns:o="urn:schemas-microsoft-com:office:office" xmlns:oel="http://schemas.microsoft.com/office/2019/extlst" xmlns:r="http://schemas.openxmlformats.org/officeDocument/2006/relationships" xmlns:m="http://schemas.openxmlformats.org/officeDocument/2006/math" xmlns:v="urn:schemas-microsoft-com:vml" xmlns:wp14="http://schemas.microsoft.com/office/word/2010/wordprocessingDrawing" xmlns:wp="http://schemas.openxmlformats.org/drawingml/2006/wordprocessingDrawing" xmlns:w10="urn:schemas-microsoft-com:office:word" xmlns:w="http://schemas.openxmlformats.org/wordprocessingml/2006/main" xmlns:w14="http://schemas.microsoft.com/office/word/2010/wordml" xmlns:w15="http://schemas.microsoft.com/office/word/2012/wordml" xmlns:w16cex="http://schemas.microsoft.com/office/word/2018/wordml/cex" xmlns:w16cid="http://schemas.microsoft.com/office/word/2016/wordml/cid" xmlns:w16="http://schemas.microsoft.com/office/word/2018/wordml" xmlns:w16du="http://schemas.microsoft.com/office/word/2023/wordml/word16du" xmlns:w16sdtdh="http://schemas.microsoft.com/office/word/2020/wordml/sdtdatahash" xmlns:w16sdtfl="http://schemas.microsoft.com/office/word/2024/wordml/sdtformatlock" xmlns:w16se="http://schemas.microsoft.com/office/word/2015/wordml/symex" xmlns:wpg="http://schemas.microsoft.com/office/word/2010/wordprocessingGroup" xmlns:wpi="http://schemas.microsoft.com/office/word/2010/wordprocessingInk" xmlns:wne="http://schemas.microsoft.com/office/word/2006/wordml" xmlns:wps="http://schemas.microsoft.com/office/word/2010/wordprocessingShape" mc:Ignorable="w14 w15 w16se w16cid w16 w16cex w16sdtdh w16sdtfl w16du wp14">
   <w:p>
     <w:pPr>
       <w:pStyle w:val="Header"/>
@@ -572,7 +640,7 @@
 </file>
 
 <file path=word/header3.xml><?xml version="1.0" encoding="utf-8"?>
-<w:hdr xmlns:wpc="http://schemas.microsoft.com/office/word/2010/wordprocessingCanvas" xmlns:cx="http://schemas.microsoft.com/office/drawing/2014/chartex" xmlns:cx1="http://schemas.microsoft.com/office/drawing/2015/9/8/chartex" xmlns:cx2="http://schemas.microsoft.com/office/drawing/2015/10/21/chartex" xmlns:cx3="http://schemas.microsoft.com/office/drawing/2016/5/9/chartex" xmlns:cx4="http://schemas.microsoft.com/office/drawing/2016/5/10/chartex" xmlns:cx5="http://schemas.microsoft.com/office/drawing/2016/5/11/chartex" xmlns:cx6="http://schemas.microsoft.com/office/drawing/2016/5/12/chartex" xmlns:cx7="http://schemas.microsoft.com/office/drawing/2016/5/13/chartex" xmlns:cx8="http://schemas.microsoft.com/office/drawing/2016/5/14/chartex" xmlns:mc="http://schemas.openxmlformats.org/markup-compatibility/2006" xmlns:aink="http://schemas.microsoft.com/office/drawing/2016/ink" xmlns:am3d="http://schemas.microsoft.com/office/drawing/2017/model3d" xmlns:o="urn:schemas-microsoft-com:office:office" xmlns:oel="http://schemas.microsoft.com/office/2019/extlst" xmlns:r="http://schemas.openxmlformats.org/officeDocument/2006/relationships" xmlns:m="http://schemas.openxmlformats.org/officeDocument/2006/math" xmlns:v="urn:schemas-microsoft-com:vml" xmlns:wp14="http://schemas.microsoft.com/office/word/2010/wordprocessingDrawing" xmlns:wp="http://schemas.openxmlformats.org/drawingml/2006/wordprocessingDrawing" xmlns:w10="urn:schemas-microsoft-com:office:word" xmlns:w="http://schemas.openxmlformats.org/wordprocessingml/2006/main" xmlns:w14="http://schemas.microsoft.com/office/word/2010/wordml" xmlns:w15="http://schemas.microsoft.com/office/word/2012/wordml" xmlns:w16cex="http://schemas.microsoft.com/office/word/2018/wordml/cex" xmlns:w16cid="http://schemas.microsoft.com/office/word/2016/wordml/cid" xmlns:w16="http://schemas.microsoft.com/office/word/2018/wordml" xmlns:w16sdtdh="http://schemas.microsoft.com/office/word/2020/wordml/sdtdatahash" xmlns:w16se="http://schemas.microsoft.com/office/word/2015/wordml/symex" xmlns:wpg="http://schemas.microsoft.com/office/word/2010/wordprocessingGroup" xmlns:wpi="http://schemas.microsoft.com/office/word/2010/wordprocessingInk" xmlns:wne="http://schemas.microsoft.com/office/word/2006/wordml" xmlns:wps="http://schemas.microsoft.com/office/word/2010/wordprocessingShape" mc:Ignorable="w14 w15 w16se w16cid w16 w16cex w16sdtdh wp14">
+<w:hdr xmlns:wpc="http://schemas.microsoft.com/office/word/2010/wordprocessingCanvas" xmlns:cx="http://schemas.microsoft.com/office/drawing/2014/chartex" xmlns:cx1="http://schemas.microsoft.com/office/drawing/2015/9/8/chartex" xmlns:cx2="http://schemas.microsoft.com/office/drawing/2015/10/21/chartex" xmlns:cx3="http://schemas.microsoft.com/office/drawing/2016/5/9/chartex" xmlns:cx4="http://schemas.microsoft.com/office/drawing/2016/5/10/chartex" xmlns:cx5="http://schemas.microsoft.com/office/drawing/2016/5/11/chartex" xmlns:cx6="http://schemas.microsoft.com/office/drawing/2016/5/12/chartex" xmlns:cx7="http://schemas.microsoft.com/office/drawing/2016/5/13/chartex" xmlns:cx8="http://schemas.microsoft.com/office/drawing/2016/5/14/chartex" xmlns:mc="http://schemas.openxmlformats.org/markup-compatibility/2006" xmlns:aink="http://schemas.microsoft.com/office/drawing/2016/ink" xmlns:am3d="http://schemas.microsoft.com/office/drawing/2017/model3d" xmlns:o="urn:schemas-microsoft-com:office:office" xmlns:oel="http://schemas.microsoft.com/office/2019/extlst" xmlns:r="http://schemas.openxmlformats.org/officeDocument/2006/relationships" xmlns:m="http://schemas.openxmlformats.org/officeDocument/2006/math" xmlns:v="urn:schemas-microsoft-com:vml" xmlns:wp14="http://schemas.microsoft.com/office/word/2010/wordprocessingDrawing" xmlns:wp="http://schemas.openxmlformats.org/drawingml/2006/wordprocessingDrawing" xmlns:w10="urn:schemas-microsoft-com:office:word" xmlns:w="http://schemas.openxmlformats.org/wordprocessingml/2006/main" xmlns:w14="http://schemas.microsoft.com/office/word/2010/wordml" xmlns:w15="http://schemas.microsoft.com/office/word/2012/wordml" xmlns:w16cex="http://schemas.microsoft.com/office/word/2018/wordml/cex" xmlns:w16cid="http://schemas.microsoft.com/office/word/2016/wordml/cid" xmlns:w16="http://schemas.microsoft.com/office/word/2018/wordml" xmlns:w16du="http://schemas.microsoft.com/office/word/2023/wordml/word16du" xmlns:w16sdtdh="http://schemas.microsoft.com/office/word/2020/wordml/sdtdatahash" xmlns:w16sdtfl="http://schemas.microsoft.com/office/word/2024/wordml/sdtformatlock" xmlns:w16se="http://schemas.microsoft.com/office/word/2015/wordml/symex" xmlns:wpg="http://schemas.microsoft.com/office/word/2010/wordprocessingGroup" xmlns:wpi="http://schemas.microsoft.com/office/word/2010/wordprocessingInk" xmlns:wne="http://schemas.microsoft.com/office/word/2006/wordml" xmlns:wps="http://schemas.microsoft.com/office/word/2010/wordprocessingShape" mc:Ignorable="w14 w15 w16se w16cid w16 w16cex w16sdtdh w16sdtfl w16du wp14">
   <w:p>
     <w:pPr>
       <w:pStyle w:val="Header"/>
@@ -581,7 +649,7 @@
     <w:r>
       <w:tab/>
       <w:tab/>
-      <w:t>2025-08-02</w:t>
+      <w:t>2026-07-12</w:t>
       <w:br/>
       <w:br/>
     </w:r>
@@ -594,7 +662,7 @@
 </file>
 
 <file path=word/numbering.xml><?xml version="1.0" encoding="utf-8"?>
-<w:numbering xmlns:wpc="http://schemas.microsoft.com/office/word/2010/wordprocessingCanvas" xmlns:cx="http://schemas.microsoft.com/office/drawing/2014/chartex" xmlns:cx1="http://schemas.microsoft.com/office/drawing/2015/9/8/chartex" xmlns:cx2="http://schemas.microsoft.com/office/drawing/2015/10/21/chartex" xmlns:cx3="http://schemas.microsoft.com/office/drawing/2016/5/9/chartex" xmlns:cx4="http://schemas.microsoft.com/office/drawing/2016/5/10/chartex" xmlns:cx5="http://schemas.microsoft.com/office/drawing/2016/5/11/chartex" xmlns:cx6="http://schemas.microsoft.com/office/drawing/2016/5/12/chartex" xmlns:cx7="http://schemas.microsoft.com/office/drawing/2016/5/13/chartex" xmlns:cx8="http://schemas.microsoft.com/office/drawing/2016/5/14/chartex" xmlns:mc="http://schemas.openxmlformats.org/markup-compatibility/2006" xmlns:aink="http://schemas.microsoft.com/office/drawing/2016/ink" xmlns:am3d="http://schemas.microsoft.com/office/drawing/2017/model3d" xmlns:o="urn:schemas-microsoft-com:office:office" xmlns:oel="http://schemas.microsoft.com/office/2019/extlst" xmlns:r="http://schemas.openxmlformats.org/officeDocument/2006/relationships" xmlns:m="http://schemas.openxmlformats.org/officeDocument/2006/math" xmlns:v="urn:schemas-microsoft-com:vml" xmlns:wp14="http://schemas.microsoft.com/office/word/2010/wordprocessingDrawing" xmlns:wp="http://schemas.openxmlformats.org/drawingml/2006/wordprocessingDrawing" xmlns:w10="urn:schemas-microsoft-com:office:word" xmlns:w="http://schemas.openxmlformats.org/wordprocessingml/2006/main" xmlns:w14="http://schemas.microsoft.com/office/word/2010/wordml" xmlns:w15="http://schemas.microsoft.com/office/word/2012/wordml" xmlns:w16cex="http://schemas.microsoft.com/office/word/2018/wordml/cex" xmlns:w16cid="http://schemas.microsoft.com/office/word/2016/wordml/cid" xmlns:w16="http://schemas.microsoft.com/office/word/2018/wordml" xmlns:w16sdtdh="http://schemas.microsoft.com/office/word/2020/wordml/sdtdatahash" xmlns:w16se="http://schemas.microsoft.com/office/word/2015/wordml/symex" xmlns:wpg="http://schemas.microsoft.com/office/word/2010/wordprocessingGroup" xmlns:wpi="http://schemas.microsoft.com/office/word/2010/wordprocessingInk" xmlns:wne="http://schemas.microsoft.com/office/word/2006/wordml" xmlns:wps="http://schemas.microsoft.com/office/word/2010/wordprocessingShape" mc:Ignorable="w14 w15 w16se w16cid w16 w16cex w16sdtdh wp14">
+<w:numbering xmlns:wpc="http://schemas.microsoft.com/office/word/2010/wordprocessingCanvas" xmlns:cx="http://schemas.microsoft.com/office/drawing/2014/chartex" xmlns:cx1="http://schemas.microsoft.com/office/drawing/2015/9/8/chartex" xmlns:cx2="http://schemas.microsoft.com/office/drawing/2015/10/21/chartex" xmlns:cx3="http://schemas.microsoft.com/office/drawing/2016/5/9/chartex" xmlns:cx4="http://schemas.microsoft.com/office/drawing/2016/5/10/chartex" xmlns:cx5="http://schemas.microsoft.com/office/drawing/2016/5/11/chartex" xmlns:cx6="http://schemas.microsoft.com/office/drawing/2016/5/12/chartex" xmlns:cx7="http://schemas.microsoft.com/office/drawing/2016/5/13/chartex" xmlns:cx8="http://schemas.microsoft.com/office/drawing/2016/5/14/chartex" xmlns:mc="http://schemas.openxmlformats.org/markup-compatibility/2006" xmlns:aink="http://schemas.microsoft.com/office/drawing/2016/ink" xmlns:am3d="http://schemas.microsoft.com/office/drawing/2017/model3d" xmlns:o="urn:schemas-microsoft-com:office:office" xmlns:oel="http://schemas.microsoft.com/office/2019/extlst" xmlns:r="http://schemas.openxmlformats.org/officeDocument/2006/relationships" xmlns:m="http://schemas.openxmlformats.org/officeDocument/2006/math" xmlns:v="urn:schemas-microsoft-com:vml" xmlns:wp14="http://schemas.microsoft.com/office/word/2010/wordprocessingDrawing" xmlns:wp="http://schemas.openxmlformats.org/drawingml/2006/wordprocessingDrawing" xmlns:w10="urn:schemas-microsoft-com:office:word" xmlns:w="http://schemas.openxmlformats.org/wordprocessingml/2006/main" xmlns:w14="http://schemas.microsoft.com/office/word/2010/wordml" xmlns:w15="http://schemas.microsoft.com/office/word/2012/wordml" xmlns:w16cex="http://schemas.microsoft.com/office/word/2018/wordml/cex" xmlns:w16cid="http://schemas.microsoft.com/office/word/2016/wordml/cid" xmlns:w16="http://schemas.microsoft.com/office/word/2018/wordml" xmlns:w16du="http://schemas.microsoft.com/office/word/2023/wordml/word16du" xmlns:w16sdtdh="http://schemas.microsoft.com/office/word/2020/wordml/sdtdatahash" xmlns:w16sdtfl="http://schemas.microsoft.com/office/word/2024/wordml/sdtformatlock" xmlns:w16se="http://schemas.microsoft.com/office/word/2015/wordml/symex" xmlns:wpg="http://schemas.microsoft.com/office/word/2010/wordprocessingGroup" xmlns:wpi="http://schemas.microsoft.com/office/word/2010/wordprocessingInk" xmlns:wne="http://schemas.microsoft.com/office/word/2006/wordml" xmlns:wps="http://schemas.microsoft.com/office/word/2010/wordprocessingShape" mc:Ignorable="w14 w15 w16se w16cid w16 w16cex w16sdtdh w16sdtfl w16du wp14">
   <w:abstractNum w:abstractNumId="0" w15:restartNumberingAfterBreak="0">
     <w:nsid w:val="FFFFFF7C"/>
     <w:multiLevelType w:val="singleLevel"/>
@@ -797,7 +865,7 @@
 </file>
 
 <file path=word/styles.xml><?xml version="1.0" encoding="utf-8"?>
-<w:styles xmlns:mc="http://schemas.openxmlformats.org/markup-compatibility/2006" xmlns:r="http://schemas.openxmlformats.org/officeDocument/2006/relationships" xmlns:w="http://schemas.openxmlformats.org/wordprocessingml/2006/main" xmlns:w14="http://schemas.microsoft.com/office/word/2010/wordml" xmlns:w15="http://schemas.microsoft.com/office/word/2012/wordml" xmlns:w16cex="http://schemas.microsoft.com/office/word/2018/wordml/cex" xmlns:w16cid="http://schemas.microsoft.com/office/word/2016/wordml/cid" xmlns:w16="http://schemas.microsoft.com/office/word/2018/wordml" xmlns:w16sdtdh="http://schemas.microsoft.com/office/word/2020/wordml/sdtdatahash" xmlns:w16se="http://schemas.microsoft.com/office/word/2015/wordml/symex" mc:Ignorable="w14 w15 w16se w16cid w16 w16cex w16sdtdh">
+<w:styles xmlns:mc="http://schemas.openxmlformats.org/markup-compatibility/2006" xmlns:r="http://schemas.openxmlformats.org/officeDocument/2006/relationships" xmlns:w="http://schemas.openxmlformats.org/wordprocessingml/2006/main" xmlns:w14="http://schemas.microsoft.com/office/word/2010/wordml" xmlns:w15="http://schemas.microsoft.com/office/word/2012/wordml" xmlns:w16cex="http://schemas.microsoft.com/office/word/2018/wordml/cex" xmlns:w16cid="http://schemas.microsoft.com/office/word/2016/wordml/cid" xmlns:w16="http://schemas.microsoft.com/office/word/2018/wordml" xmlns:w16du="http://schemas.microsoft.com/office/word/2023/wordml/word16du" xmlns:w16sdtdh="http://schemas.microsoft.com/office/word/2020/wordml/sdtdatahash" xmlns:w16sdtfl="http://schemas.microsoft.com/office/word/2024/wordml/sdtformatlock" xmlns:w16se="http://schemas.microsoft.com/office/word/2015/wordml/symex" mc:Ignorable="w14 w15 w16se w16cid w16 w16cex w16sdtdh w16sdtfl w16du">
   <w:docDefaults>
     <w:rPrDefault>
       <w:rPr>
@@ -1555,7 +1623,7 @@
     <w:link w:val="TitleChar"/>
     <w:uiPriority w:val="10"/>
     <w:qFormat/>
-    <w:rsid w:val="007106C8"/>
+    <w:rsid w:val="00E854FA"/>
     <w:pPr>
       <w:spacing w:after="300" w:line="240" w:lineRule="auto"/>
       <w:contextualSpacing/>
@@ -1565,7 +1633,7 @@
       <w:rFonts w:eastAsiaTheme="majorEastAsia" w:cstheme="majorBidi"/>
       <w:spacing w:val="5"/>
       <w:kern w:val="28"/>
-      <w:sz w:val="52"/>
+      <w:sz w:val="40"/>
       <w:szCs w:val="52"/>
       <w:lang w:val="sv-SE" w:eastAsia="en-US" w:bidi="ar-SA"/>
     </w:rPr>
@@ -1575,12 +1643,12 @@
     <w:basedOn w:val="DefaultParagraphFont"/>
     <w:link w:val="Title"/>
     <w:uiPriority w:val="10"/>
-    <w:rsid w:val="007106C8"/>
+    <w:rsid w:val="00E854FA"/>
     <w:rPr>
       <w:rFonts w:ascii="Times New Roman" w:eastAsiaTheme="majorEastAsia" w:hAnsi="Times New Roman" w:cstheme="majorBidi"/>
       <w:spacing w:val="5"/>
       <w:kern w:val="28"/>
-      <w:sz w:val="52"/>
+      <w:sz w:val="40"/>
       <w:szCs w:val="52"/>
       <w:lang w:val="sv-SE" w:eastAsia="en-US" w:bidi="ar-SA"/>
     </w:rPr>

--- a/tillsyn/Lubbliden tillsynsbegäran.docx
+++ b/tillsyn/Lubbliden tillsynsbegäran.docx
@@ -12,7 +12,7 @@
     </w:p>
     <w:p>
       <w:r>
-        <w:t>Denna tillsynsbegäran behandlar höga naturvärden i avverkningsanmälan Lubbliden i Bjurholms kommun som inkom 2026-07-12 och omfattar 299,4 ha.</w:t>
+        <w:t>Denna tillsynsbegäran behandlar höga naturvärden i avverkningsanmälan Lubbliden i Bjurholms kommun som inkom 2026-07-13 och omfattar 299,4 ha.</w:t>
       </w:r>
     </w:p>
     <w:p>
@@ -649,7 +649,7 @@
     <w:r>
       <w:tab/>
       <w:tab/>
-      <w:t>2026-07-12</w:t>
+      <w:t>2026-07-13</w:t>
       <w:br/>
       <w:br/>
     </w:r>

--- a/tillsyn/Lubbliden tillsynsbegäran.docx
+++ b/tillsyn/Lubbliden tillsynsbegäran.docx
@@ -12,7 +12,7 @@
     </w:p>
     <w:p>
       <w:r>
-        <w:t>Denna tillsynsbegäran behandlar höga naturvärden i avverkningsanmälan Lubbliden i Bjurholms kommun som inkom 2026-07-13 och omfattar 299,4 ha.</w:t>
+        <w:t>Denna tillsynsbegäran behandlar höga naturvärden i avverkningsanmälan Lubbliden i Bjurholms kommun som inkom 2026-07-14 och omfattar 299,4 ha.</w:t>
       </w:r>
     </w:p>
     <w:p>
@@ -649,7 +649,7 @@
     <w:r>
       <w:tab/>
       <w:tab/>
-      <w:t>2026-07-13</w:t>
+      <w:t>2026-07-14</w:t>
       <w:br/>
       <w:br/>
     </w:r>

--- a/tillsyn/Lubbliden tillsynsbegäran.docx
+++ b/tillsyn/Lubbliden tillsynsbegäran.docx
@@ -12,7 +12,7 @@
     </w:p>
     <w:p>
       <w:r>
-        <w:t>Denna tillsynsbegäran behandlar höga naturvärden i avverkningsanmälan Lubbliden i Bjurholms kommun som inkom 2026-07-14 och omfattar 299,4 ha.</w:t>
+        <w:t>Denna tillsynsbegäran behandlar höga naturvärden i avverkningsanmälan Lubbliden i Bjurholms kommun som inkom 2026-07-15 och omfattar 299,4 ha.</w:t>
       </w:r>
     </w:p>
     <w:p>
@@ -649,7 +649,7 @@
     <w:r>
       <w:tab/>
       <w:tab/>
-      <w:t>2026-07-14</w:t>
+      <w:t>2026-07-15</w:t>
       <w:br/>
       <w:br/>
     </w:r>

--- a/tillsyn/Lubbliden tillsynsbegäran.docx
+++ b/tillsyn/Lubbliden tillsynsbegäran.docx
@@ -12,7 +12,7 @@
     </w:p>
     <w:p>
       <w:r>
-        <w:t>Denna tillsynsbegäran behandlar höga naturvärden i avverkningsanmälan Lubbliden i Bjurholms kommun som inkom 2026-07-15 och omfattar 299,4 ha.</w:t>
+        <w:t>Denna tillsynsbegäran behandlar höga naturvärden i avverkningsanmälan Lubbliden i Bjurholms kommun som inkom 2026-07-16 och omfattar 299,4 ha.</w:t>
       </w:r>
     </w:p>
     <w:p>
@@ -649,7 +649,7 @@
     <w:r>
       <w:tab/>
       <w:tab/>
-      <w:t>2026-07-15</w:t>
+      <w:t>2026-07-16</w:t>
       <w:br/>
       <w:br/>
     </w:r>

--- a/tillsyn/Lubbliden tillsynsbegäran.docx
+++ b/tillsyn/Lubbliden tillsynsbegäran.docx
@@ -649,7 +649,7 @@
     <w:r>
       <w:tab/>
       <w:tab/>
-      <w:t>2026-07-16</w:t>
+      <w:t>2026-07-17</w:t>
       <w:br/>
       <w:br/>
     </w:r>

--- a/tillsyn/Lubbliden tillsynsbegäran.docx
+++ b/tillsyn/Lubbliden tillsynsbegäran.docx
@@ -12,7 +12,7 @@
     </w:p>
     <w:p>
       <w:r>
-        <w:t>Denna tillsynsbegäran behandlar höga naturvärden i avverkningsanmälan Lubbliden i Bjurholms kommun som inkom 2026-07-16 och omfattar 299,4 ha.</w:t>
+        <w:t>Denna tillsynsbegäran behandlar höga naturvärden i avverkningsanmälan Lubbliden i Bjurholms kommun som inkom 2026-07-17 och omfattar 299,4 ha.</w:t>
       </w:r>
     </w:p>
     <w:p>

--- a/tillsyn/Lubbliden tillsynsbegäran.docx
+++ b/tillsyn/Lubbliden tillsynsbegäran.docx
@@ -649,7 +649,7 @@
     <w:r>
       <w:tab/>
       <w:tab/>
-      <w:t>2026-07-17</w:t>
+      <w:t>2026-07-18</w:t>
       <w:br/>
       <w:br/>
     </w:r>

--- a/tillsyn/Lubbliden tillsynsbegäran.docx
+++ b/tillsyn/Lubbliden tillsynsbegäran.docx
@@ -12,7 +12,7 @@
     </w:p>
     <w:p>
       <w:r>
-        <w:t>Denna tillsynsbegäran behandlar höga naturvärden i avverkningsanmälan Lubbliden i Bjurholms kommun som inkom 2026-07-17 och omfattar 299,4 ha.</w:t>
+        <w:t>Denna tillsynsbegäran behandlar höga naturvärden i avverkningsanmälan Lubbliden i Bjurholms kommun som inkom 2026-07-18 och omfattar 299,4 ha.</w:t>
       </w:r>
     </w:p>
     <w:p>

--- a/tillsyn/Lubbliden tillsynsbegäran.docx
+++ b/tillsyn/Lubbliden tillsynsbegäran.docx
@@ -12,7 +12,7 @@
     </w:p>
     <w:p>
       <w:r>
-        <w:t>Denna tillsynsbegäran behandlar höga naturvärden i avverkningsanmälan Lubbliden i Bjurholms kommun som inkom 2026-07-18 och omfattar 299,4 ha.</w:t>
+        <w:t>Denna tillsynsbegäran behandlar höga naturvärden i avverkningsanmälan Lubbliden i Bjurholms kommun som inkom 2026-07-19 och omfattar 299,4 ha.</w:t>
       </w:r>
     </w:p>
     <w:p>
@@ -649,7 +649,7 @@
     <w:r>
       <w:tab/>
       <w:tab/>
-      <w:t>2026-07-18</w:t>
+      <w:t>2026-07-19</w:t>
       <w:br/>
       <w:br/>
     </w:r>

--- a/tillsyn/Lubbliden tillsynsbegäran.docx
+++ b/tillsyn/Lubbliden tillsynsbegäran.docx
@@ -649,7 +649,7 @@
     <w:r>
       <w:tab/>
       <w:tab/>
-      <w:t>2026-07-19</w:t>
+      <w:t>2026-07-20</w:t>
       <w:br/>
       <w:br/>
     </w:r>

--- a/tillsyn/Lubbliden tillsynsbegäran.docx
+++ b/tillsyn/Lubbliden tillsynsbegäran.docx
@@ -12,7 +12,7 @@
     </w:p>
     <w:p>
       <w:r>
-        <w:t>Denna tillsynsbegäran behandlar höga naturvärden i avverkningsanmälan Lubbliden i Bjurholms kommun som inkom 2026-07-19 och omfattar 299,4 ha.</w:t>
+        <w:t>Denna tillsynsbegäran behandlar höga naturvärden i avverkningsanmälan Lubbliden i Bjurholms kommun som inkom 2026-07-20 och omfattar 299,4 ha.</w:t>
       </w:r>
     </w:p>
     <w:p>
